--- a/modul1/itog/assets/portfolio-neiro-arhitektor.docx
+++ b/modul1/itog/assets/portfolio-neiro-arhitektor.docx
@@ -281,7 +281,7 @@
           <w:sz w:val="22"/>
           <w:szCs w:val="22"/>
         </w:rPr>
-        <w:t xml:space="preserve">Это один документ на весь курс. В каждом модуле вы заполняете одну страницу «Задача для портфолио» и присылаете этот же документ.</w:t>
+        <w:t xml:space="preserve">Это один документ на весь курс. После каждого урока в конце практики есть «Промпт для портфолио»: вставьте его в чат урока, а ответ нейросети – сюда, в «Заметки к урокам».</w:t>
       </w:r>
     </w:p>
     <w:p>
@@ -307,7 +307,7 @@
           <w:sz w:val="22"/>
           <w:szCs w:val="22"/>
         </w:rPr>
-        <w:t xml:space="preserve">Серый текст в таблице – подсказка, что писать. Пишите коротко, своими словами и только то, что было на самом деле: без выдуманных цифр и обещаний.</w:t>
+        <w:t xml:space="preserve">В конце модуля соберите из заметок одну «Задачу для портфолио» – промпт сборки на странице итога модуля. Готовый ответ вставьте в таблицу задачи.</w:t>
       </w:r>
     </w:p>
     <w:p>
@@ -333,7 +333,7 @@
           <w:sz w:val="22"/>
           <w:szCs w:val="22"/>
         </w:rPr>
-        <w:t xml:space="preserve">Самое ценное для портфолио – поле «Что я поправил(а) сам(а)»: там видно, где решали вы.</w:t>
+        <w:t xml:space="preserve">Пишите только то, что было на самом деле: без выдуманных цифр и обещаний. Серый текст в таблицах – подсказка.</w:t>
       </w:r>
     </w:p>
     <w:p>
@@ -391,12 +391,12 @@
           <w:sz w:val="17"/>
           <w:szCs w:val="17"/>
         </w:rPr>
-        <w:t xml:space="preserve">ЗАДАЧА ДЛЯ ПОРТФОЛИО 1 · МОДУЛЬ 1</w:t>
+        <w:t xml:space="preserve">МОДУЛЬ 1 · ЗАМЕТКИ К УРОКАМ</w:t>
       </w:r>
     </w:p>
     <w:p>
       <w:pPr>
-        <w:spacing w:after="240" w:line="320"/>
+        <w:spacing w:after="120" w:line="320"/>
       </w:pPr>
       <w:r>
         <w:rPr>
@@ -407,7 +407,21 @@
           <w:sz w:val="40"/>
           <w:szCs w:val="40"/>
         </w:rPr>
-        <w:t xml:space="preserve">Моя задача и мой подход</w:t>
+        <w:t xml:space="preserve">Заметки к урокам</w:t>
+      </w:r>
+    </w:p>
+    <w:p>
+      <w:pPr>
+        <w:spacing w:after="200"/>
+      </w:pPr>
+      <w:r>
+        <w:rPr>
+          <w:rFonts w:ascii="Arial" w:cs="Arial" w:eastAsia="Arial" w:hAnsi="Arial"/>
+          <w:color w:val="6E6076"/>
+          <w:sz w:val="19"/>
+          <w:szCs w:val="19"/>
+        </w:rPr>
+        <w:t xml:space="preserve">После каждого урока – одна заметка. В конце модуля из них соберётся задача для портфолио.</w:t>
       </w:r>
     </w:p>
     <w:tbl>
@@ -461,7 +475,7 @@
                 <w:sz w:val="22"/>
                 <w:szCs w:val="22"/>
               </w:rPr>
-              <w:t xml:space="preserve">Задача</w:t>
+              <w:t xml:space="preserve">Урок 1 · С какого ИИ начать</w:t>
             </w:r>
           </w:p>
         </w:tc>
@@ -492,7 +506,21 @@
                 <w:sz w:val="18"/>
                 <w:szCs w:val="18"/>
               </w:rPr>
-              <w:t xml:space="preserve">Что делаю, для кого, сколько времени это занимало раньше. Из урока 1: ваша задача в 1–2 предложениях.</w:t>
+              <w:t xml:space="preserve">Вставьте сюда заметку, которую оформила нейросеть по «Промпту для портфолио» в конце практики.</w:t>
+            </w:r>
+          </w:p>
+          <w:p>
+            <w:pPr>
+              <w:spacing w:after="0" w:line="300"/>
+            </w:pPr>
+            <w:r>
+              <w:rPr>
+                <w:rFonts w:ascii="Arial" w:cs="Arial" w:eastAsia="Arial" w:hAnsi="Arial"/>
+                <w:color w:val="211829"/>
+                <w:sz w:val="22"/>
+                <w:szCs w:val="22"/>
+              </w:rPr>
+              <w:t xml:space="preserve"/>
             </w:r>
           </w:p>
           <w:p>
@@ -573,7 +601,7 @@
                 <w:sz w:val="22"/>
                 <w:szCs w:val="22"/>
               </w:rPr>
-              <w:t xml:space="preserve">Что я сделал(а) с ИИ</w:t>
+              <w:t xml:space="preserve">Урок 2 · От простого запроса к сильному результату</w:t>
             </w:r>
           </w:p>
         </w:tc>
@@ -604,7 +632,21 @@
                 <w:sz w:val="18"/>
                 <w:szCs w:val="18"/>
               </w:rPr>
-              <w:t xml:space="preserve">Нейросеть и путь в 2–3 шагах. Из уроков 1 и 2: какую нейросеть выбрали и почему, запрос «до» и «после», какой приём сработал.</w:t>
+              <w:t xml:space="preserve">Вставьте сюда заметку, которую оформила нейросеть по «Промпту для портфолио» в конце практики.</w:t>
+            </w:r>
+          </w:p>
+          <w:p>
+            <w:pPr>
+              <w:spacing w:after="0" w:line="300"/>
+            </w:pPr>
+            <w:r>
+              <w:rPr>
+                <w:rFonts w:ascii="Arial" w:cs="Arial" w:eastAsia="Arial" w:hAnsi="Arial"/>
+                <w:color w:val="211829"/>
+                <w:sz w:val="22"/>
+                <w:szCs w:val="22"/>
+              </w:rPr>
+              <w:t xml:space="preserve"/>
             </w:r>
           </w:p>
           <w:p>
@@ -685,7 +727,7 @@
                 <w:sz w:val="22"/>
                 <w:szCs w:val="22"/>
               </w:rPr>
-              <w:t xml:space="preserve">Мой инструмент</w:t>
+              <w:t xml:space="preserve">Урок 3 · Как думать вместе с ИИ</w:t>
             </w:r>
           </w:p>
         </w:tc>
@@ -716,7 +758,21 @@
                 <w:sz w:val="18"/>
                 <w:szCs w:val="18"/>
               </w:rPr>
-              <w:t xml:space="preserve">Что можно переиспользовать. Из урока 3: «Мой промпт v1» и одна фраза о том, как он сработал в новом чате. Из урока 4: карта применений (3–5 задач).</w:t>
+              <w:t xml:space="preserve">Вставьте сюда заметку, которую оформила нейросеть по «Промпту для портфолио» в конце практики.</w:t>
+            </w:r>
+          </w:p>
+          <w:p>
+            <w:pPr>
+              <w:spacing w:after="0" w:line="300"/>
+            </w:pPr>
+            <w:r>
+              <w:rPr>
+                <w:rFonts w:ascii="Arial" w:cs="Arial" w:eastAsia="Arial" w:hAnsi="Arial"/>
+                <w:color w:val="211829"/>
+                <w:sz w:val="22"/>
+                <w:szCs w:val="22"/>
+              </w:rPr>
+              <w:t xml:space="preserve"/>
             </w:r>
           </w:p>
           <w:p>
@@ -797,7 +853,7 @@
                 <w:sz w:val="22"/>
                 <w:szCs w:val="22"/>
               </w:rPr>
-              <w:t xml:space="preserve">Результат</w:t>
+              <w:t xml:space="preserve">Урок 4 · Как найти свои задачи для ИИ</w:t>
             </w:r>
           </w:p>
         </w:tc>
@@ -828,7 +884,199 @@
                 <w:sz w:val="18"/>
                 <w:szCs w:val="18"/>
               </w:rPr>
-              <w:t xml:space="preserve">Что получилось: текстом, скрином или ссылкой. Из урока 4: первая проба и повторяющаяся задача.</w:t>
+              <w:t xml:space="preserve">Вставьте сюда заметку, которую оформила нейросеть по «Промпту для портфолио» в конце практики.</w:t>
+            </w:r>
+          </w:p>
+          <w:p>
+            <w:pPr>
+              <w:spacing w:after="0" w:line="300"/>
+            </w:pPr>
+            <w:r>
+              <w:rPr>
+                <w:rFonts w:ascii="Arial" w:cs="Arial" w:eastAsia="Arial" w:hAnsi="Arial"/>
+                <w:color w:val="211829"/>
+                <w:sz w:val="22"/>
+                <w:szCs w:val="22"/>
+              </w:rPr>
+              <w:t xml:space="preserve"/>
+            </w:r>
+          </w:p>
+          <w:p>
+            <w:pPr>
+              <w:spacing w:after="0" w:line="300"/>
+            </w:pPr>
+            <w:r>
+              <w:rPr>
+                <w:rFonts w:ascii="Arial" w:cs="Arial" w:eastAsia="Arial" w:hAnsi="Arial"/>
+                <w:color w:val="211829"/>
+                <w:sz w:val="22"/>
+                <w:szCs w:val="22"/>
+              </w:rPr>
+              <w:t xml:space="preserve"/>
+            </w:r>
+          </w:p>
+          <w:p>
+            <w:pPr>
+              <w:spacing w:after="0" w:line="300"/>
+            </w:pPr>
+            <w:r>
+              <w:rPr>
+                <w:rFonts w:ascii="Arial" w:cs="Arial" w:eastAsia="Arial" w:hAnsi="Arial"/>
+                <w:color w:val="211829"/>
+                <w:sz w:val="22"/>
+                <w:szCs w:val="22"/>
+              </w:rPr>
+              <w:t xml:space="preserve"/>
+            </w:r>
+          </w:p>
+          <w:p>
+            <w:pPr>
+              <w:spacing w:after="0" w:line="300"/>
+            </w:pPr>
+            <w:r>
+              <w:rPr>
+                <w:rFonts w:ascii="Arial" w:cs="Arial" w:eastAsia="Arial" w:hAnsi="Arial"/>
+                <w:color w:val="211829"/>
+                <w:sz w:val="22"/>
+                <w:szCs w:val="22"/>
+              </w:rPr>
+              <w:t xml:space="preserve"/>
+            </w:r>
+          </w:p>
+        </w:tc>
+      </w:tr>
+    </w:tbl>
+    <w:p>
+      <w:pPr>
+        <w:pageBreakBefore/>
+        <w:spacing w:after="80"/>
+      </w:pPr>
+      <w:r>
+        <w:rPr>
+          <w:rFonts w:ascii="Arial" w:cs="Arial" w:eastAsia="Arial" w:hAnsi="Arial"/>
+          <w:b/>
+          <w:bCs/>
+          <w:color w:val="E6198C"/>
+          <w:spacing w:val="40"/>
+          <w:sz w:val="17"/>
+          <w:szCs w:val="17"/>
+        </w:rPr>
+        <w:t xml:space="preserve">ЗАДАЧА ДЛЯ ПОРТФОЛИО 1 · МОДУЛЬ 1</w:t>
+      </w:r>
+    </w:p>
+    <w:p>
+      <w:pPr>
+        <w:spacing w:after="120" w:line="320"/>
+      </w:pPr>
+      <w:r>
+        <w:rPr>
+          <w:rFonts w:ascii="Arial" w:cs="Arial" w:eastAsia="Arial" w:hAnsi="Arial"/>
+          <w:b/>
+          <w:bCs/>
+          <w:color w:val="211829"/>
+          <w:sz w:val="40"/>
+          <w:szCs w:val="40"/>
+        </w:rPr>
+        <w:t xml:space="preserve">Моя задача и мой подход</w:t>
+      </w:r>
+    </w:p>
+    <w:p>
+      <w:pPr>
+        <w:spacing w:after="200"/>
+      </w:pPr>
+      <w:r>
+        <w:rPr>
+          <w:rFonts w:ascii="Arial" w:cs="Arial" w:eastAsia="Arial" w:hAnsi="Arial"/>
+          <w:color w:val="6E6076"/>
+          <w:sz w:val="19"/>
+          <w:szCs w:val="19"/>
+        </w:rPr>
+        <w:t xml:space="preserve">Соберите из заметок к урокам промптом сборки со страницы итога модуля и вставьте ответ сюда.</w:t>
+      </w:r>
+    </w:p>
+    <w:tbl>
+      <w:tblPr>
+        <w:tblW w:type="dxa" w:w="9638"/>
+        <w:tblBorders>
+          <w:top w:val="single" w:color="auto" w:sz="4"/>
+          <w:left w:val="single" w:color="auto" w:sz="4"/>
+          <w:bottom w:val="single" w:color="auto" w:sz="4"/>
+          <w:right w:val="single" w:color="auto" w:sz="4"/>
+          <w:insideH w:val="single" w:color="auto" w:sz="4"/>
+          <w:insideV w:val="single" w:color="auto" w:sz="4"/>
+        </w:tblBorders>
+        <w:tblLayout w:type="fixed"/>
+      </w:tblPr>
+      <w:tblGrid>
+        <w:gridCol w:w="2750"/>
+        <w:gridCol w:w="6888"/>
+      </w:tblGrid>
+      <w:tr>
+        <w:trPr>
+          <w:cantSplit w:val="false"/>
+        </w:trPr>
+        <w:tc>
+          <w:tcPr>
+            <w:tcW w:type="dxa" w:w="2750"/>
+            <w:tcBorders>
+              <w:top w:val="single" w:color="211829" w:sz="12"/>
+              <w:left w:val="none" w:color="FFFFFF" w:sz="0"/>
+              <w:bottom w:val="single" w:color="E3DAE6" w:sz="4"/>
+              <w:right w:val="none" w:color="FFFFFF" w:sz="0"/>
+            </w:tcBorders>
+            <w:shd w:fill="FBF3F8" w:color="auto" w:val="clear"/>
+            <w:tcMar>
+              <w:top w:type="dxa" w:w="140"/>
+              <w:left w:type="dxa" w:w="120"/>
+              <w:bottom w:type="dxa" w:w="140"/>
+              <w:right w:type="dxa" w:w="120"/>
+            </w:tcMar>
+          </w:tcPr>
+          <w:p>
+            <w:pPr>
+              <w:spacing w:after="0" w:line="280"/>
+            </w:pPr>
+            <w:r>
+              <w:rPr>
+                <w:rFonts w:ascii="Arial" w:cs="Arial" w:eastAsia="Arial" w:hAnsi="Arial"/>
+                <w:b/>
+                <w:bCs/>
+                <w:color w:val="211829"/>
+                <w:sz w:val="22"/>
+                <w:szCs w:val="22"/>
+              </w:rPr>
+              <w:t xml:space="preserve">Задача</w:t>
+            </w:r>
+          </w:p>
+        </w:tc>
+        <w:tc>
+          <w:tcPr>
+            <w:tcW w:type="dxa" w:w="6888"/>
+            <w:tcBorders>
+              <w:top w:val="single" w:color="211829" w:sz="12"/>
+              <w:left w:val="none" w:color="FFFFFF" w:sz="0"/>
+              <w:bottom w:val="single" w:color="E3DAE6" w:sz="4"/>
+              <w:right w:val="none" w:color="FFFFFF" w:sz="0"/>
+            </w:tcBorders>
+            <w:tcMar>
+              <w:top w:type="dxa" w:w="140"/>
+              <w:left w:type="dxa" w:w="120"/>
+              <w:bottom w:type="dxa" w:w="140"/>
+              <w:right w:type="dxa" w:w="120"/>
+            </w:tcMar>
+          </w:tcPr>
+          <w:p>
+            <w:pPr>
+              <w:spacing w:after="80" w:line="260"/>
+            </w:pPr>
+            <w:r>
+              <w:rPr>
+                <w:rFonts w:ascii="Arial" w:cs="Arial" w:eastAsia="Arial" w:hAnsi="Arial"/>
+                <w:color w:val="9A8DA0"/>
+                <w:sz w:val="18"/>
+                <w:szCs w:val="18"/>
+              </w:rPr>
+              <w:t xml:space="preserve">Какую проблему решал(а) и для кого.</w:t>
             </w:r>
           </w:p>
           <w:p>
@@ -909,7 +1157,7 @@
                 <w:sz w:val="22"/>
                 <w:szCs w:val="22"/>
               </w:rPr>
-              <w:t xml:space="preserve">Что я поправил(а) сам(а)</w:t>
+              <w:t xml:space="preserve">Что я сделал(а) с помощью ИИ</w:t>
             </w:r>
           </w:p>
         </w:tc>
@@ -940,7 +1188,7 @@
                 <w:sz w:val="18"/>
                 <w:szCs w:val="18"/>
               </w:rPr>
-              <w:t xml:space="preserve">Где ИИ ошибся или звучал «не так» и как я это исправил(а). Своими словами – это самое ценное для портфолио.</w:t>
+              <w:t xml:space="preserve">2–4 шага, без технических подробностей. Где ИИ ошибался и что вы поправили сами – тоже сюда.</w:t>
             </w:r>
           </w:p>
           <w:p>
@@ -1021,7 +1269,7 @@
                 <w:sz w:val="22"/>
                 <w:szCs w:val="22"/>
               </w:rPr>
-              <w:t xml:space="preserve">Что изменилось</w:t>
+              <w:t xml:space="preserve">Результат</w:t>
             </w:r>
           </w:p>
         </w:tc>
@@ -1052,7 +1300,343 @@
                 <w:sz w:val="18"/>
                 <w:szCs w:val="18"/>
               </w:rPr>
-              <w:t xml:space="preserve">Время, качество, спокойствие – только если действительно заметили.</w:t>
+              <w:t xml:space="preserve">Что получилось и что это дало: время, качество, удобство. Цифры – только если действительно замеряли.</w:t>
+            </w:r>
+          </w:p>
+          <w:p>
+            <w:pPr>
+              <w:spacing w:after="0" w:line="300"/>
+            </w:pPr>
+            <w:r>
+              <w:rPr>
+                <w:rFonts w:ascii="Arial" w:cs="Arial" w:eastAsia="Arial" w:hAnsi="Arial"/>
+                <w:color w:val="211829"/>
+                <w:sz w:val="22"/>
+                <w:szCs w:val="22"/>
+              </w:rPr>
+              <w:t xml:space="preserve"/>
+            </w:r>
+          </w:p>
+          <w:p>
+            <w:pPr>
+              <w:spacing w:after="0" w:line="300"/>
+            </w:pPr>
+            <w:r>
+              <w:rPr>
+                <w:rFonts w:ascii="Arial" w:cs="Arial" w:eastAsia="Arial" w:hAnsi="Arial"/>
+                <w:color w:val="211829"/>
+                <w:sz w:val="22"/>
+                <w:szCs w:val="22"/>
+              </w:rPr>
+              <w:t xml:space="preserve"/>
+            </w:r>
+          </w:p>
+          <w:p>
+            <w:pPr>
+              <w:spacing w:after="0" w:line="300"/>
+            </w:pPr>
+            <w:r>
+              <w:rPr>
+                <w:rFonts w:ascii="Arial" w:cs="Arial" w:eastAsia="Arial" w:hAnsi="Arial"/>
+                <w:color w:val="211829"/>
+                <w:sz w:val="22"/>
+                <w:szCs w:val="22"/>
+              </w:rPr>
+              <w:t xml:space="preserve"/>
+            </w:r>
+          </w:p>
+        </w:tc>
+      </w:tr>
+      <w:tr>
+        <w:trPr>
+          <w:cantSplit w:val="false"/>
+        </w:trPr>
+        <w:tc>
+          <w:tcPr>
+            <w:tcW w:type="dxa" w:w="2750"/>
+            <w:tcBorders>
+              <w:top w:val="single" w:color="E3DAE6" w:sz="4"/>
+              <w:left w:val="none" w:color="FFFFFF" w:sz="0"/>
+              <w:bottom w:val="single" w:color="E3DAE6" w:sz="4"/>
+              <w:right w:val="none" w:color="FFFFFF" w:sz="0"/>
+            </w:tcBorders>
+            <w:shd w:fill="FBF3F8" w:color="auto" w:val="clear"/>
+            <w:tcMar>
+              <w:top w:type="dxa" w:w="140"/>
+              <w:left w:type="dxa" w:w="120"/>
+              <w:bottom w:type="dxa" w:w="140"/>
+              <w:right w:type="dxa" w:w="120"/>
+            </w:tcMar>
+          </w:tcPr>
+          <w:p>
+            <w:pPr>
+              <w:spacing w:after="0" w:line="280"/>
+            </w:pPr>
+            <w:r>
+              <w:rPr>
+                <w:rFonts w:ascii="Arial" w:cs="Arial" w:eastAsia="Arial" w:hAnsi="Arial"/>
+                <w:b/>
+                <w:bCs/>
+                <w:color w:val="211829"/>
+                <w:sz w:val="22"/>
+                <w:szCs w:val="22"/>
+              </w:rPr>
+              <w:t xml:space="preserve">Где это ещё пригодится</w:t>
+            </w:r>
+          </w:p>
+        </w:tc>
+        <w:tc>
+          <w:tcPr>
+            <w:tcW w:type="dxa" w:w="6888"/>
+            <w:tcBorders>
+              <w:top w:val="single" w:color="E3DAE6" w:sz="4"/>
+              <w:left w:val="none" w:color="FFFFFF" w:sz="0"/>
+              <w:bottom w:val="single" w:color="E3DAE6" w:sz="4"/>
+              <w:right w:val="none" w:color="FFFFFF" w:sz="0"/>
+            </w:tcBorders>
+            <w:tcMar>
+              <w:top w:type="dxa" w:w="140"/>
+              <w:left w:type="dxa" w:w="120"/>
+              <w:bottom w:type="dxa" w:w="140"/>
+              <w:right w:type="dxa" w:w="120"/>
+            </w:tcMar>
+          </w:tcPr>
+          <w:p>
+            <w:pPr>
+              <w:spacing w:after="80" w:line="260"/>
+            </w:pPr>
+            <w:r>
+              <w:rPr>
+                <w:rFonts w:ascii="Arial" w:cs="Arial" w:eastAsia="Arial" w:hAnsi="Arial"/>
+                <w:color w:val="9A8DA0"/>
+                <w:sz w:val="18"/>
+                <w:szCs w:val="18"/>
+              </w:rPr>
+              <w:t xml:space="preserve">В каких ситуациях и кому такой подход может помочь.</w:t>
+            </w:r>
+          </w:p>
+          <w:p>
+            <w:pPr>
+              <w:spacing w:after="0" w:line="300"/>
+            </w:pPr>
+            <w:r>
+              <w:rPr>
+                <w:rFonts w:ascii="Arial" w:cs="Arial" w:eastAsia="Arial" w:hAnsi="Arial"/>
+                <w:color w:val="211829"/>
+                <w:sz w:val="22"/>
+                <w:szCs w:val="22"/>
+              </w:rPr>
+              <w:t xml:space="preserve"/>
+            </w:r>
+          </w:p>
+          <w:p>
+            <w:pPr>
+              <w:spacing w:after="0" w:line="300"/>
+            </w:pPr>
+            <w:r>
+              <w:rPr>
+                <w:rFonts w:ascii="Arial" w:cs="Arial" w:eastAsia="Arial" w:hAnsi="Arial"/>
+                <w:color w:val="211829"/>
+                <w:sz w:val="22"/>
+                <w:szCs w:val="22"/>
+              </w:rPr>
+              <w:t xml:space="preserve"/>
+            </w:r>
+          </w:p>
+          <w:p>
+            <w:pPr>
+              <w:spacing w:after="0" w:line="300"/>
+            </w:pPr>
+            <w:r>
+              <w:rPr>
+                <w:rFonts w:ascii="Arial" w:cs="Arial" w:eastAsia="Arial" w:hAnsi="Arial"/>
+                <w:color w:val="211829"/>
+                <w:sz w:val="22"/>
+                <w:szCs w:val="22"/>
+              </w:rPr>
+              <w:t xml:space="preserve"/>
+            </w:r>
+          </w:p>
+        </w:tc>
+      </w:tr>
+      <w:tr>
+        <w:trPr>
+          <w:cantSplit w:val="false"/>
+        </w:trPr>
+        <w:tc>
+          <w:tcPr>
+            <w:tcW w:type="dxa" w:w="2750"/>
+            <w:tcBorders>
+              <w:top w:val="single" w:color="E3DAE6" w:sz="4"/>
+              <w:left w:val="none" w:color="FFFFFF" w:sz="0"/>
+              <w:bottom w:val="single" w:color="E3DAE6" w:sz="4"/>
+              <w:right w:val="none" w:color="FFFFFF" w:sz="0"/>
+            </w:tcBorders>
+            <w:shd w:fill="FBF3F8" w:color="auto" w:val="clear"/>
+            <w:tcMar>
+              <w:top w:type="dxa" w:w="140"/>
+              <w:left w:type="dxa" w:w="120"/>
+              <w:bottom w:type="dxa" w:w="140"/>
+              <w:right w:type="dxa" w:w="120"/>
+            </w:tcMar>
+          </w:tcPr>
+          <w:p>
+            <w:pPr>
+              <w:spacing w:after="0" w:line="280"/>
+            </w:pPr>
+            <w:r>
+              <w:rPr>
+                <w:rFonts w:ascii="Arial" w:cs="Arial" w:eastAsia="Arial" w:hAnsi="Arial"/>
+                <w:b/>
+                <w:bCs/>
+                <w:color w:val="211829"/>
+                <w:sz w:val="22"/>
+                <w:szCs w:val="22"/>
+              </w:rPr>
+              <w:t xml:space="preserve">Какой навык это показывает</w:t>
+            </w:r>
+          </w:p>
+        </w:tc>
+        <w:tc>
+          <w:tcPr>
+            <w:tcW w:type="dxa" w:w="6888"/>
+            <w:tcBorders>
+              <w:top w:val="single" w:color="E3DAE6" w:sz="4"/>
+              <w:left w:val="none" w:color="FFFFFF" w:sz="0"/>
+              <w:bottom w:val="single" w:color="E3DAE6" w:sz="4"/>
+              <w:right w:val="none" w:color="FFFFFF" w:sz="0"/>
+            </w:tcBorders>
+            <w:tcMar>
+              <w:top w:type="dxa" w:w="140"/>
+              <w:left w:type="dxa" w:w="120"/>
+              <w:bottom w:type="dxa" w:w="140"/>
+              <w:right w:type="dxa" w:w="120"/>
+            </w:tcMar>
+          </w:tcPr>
+          <w:p>
+            <w:pPr>
+              <w:spacing w:after="80" w:line="260"/>
+            </w:pPr>
+            <w:r>
+              <w:rPr>
+                <w:rFonts w:ascii="Arial" w:cs="Arial" w:eastAsia="Arial" w:hAnsi="Arial"/>
+                <w:color w:val="9A8DA0"/>
+                <w:sz w:val="18"/>
+                <w:szCs w:val="18"/>
+              </w:rPr>
+              <w:t xml:space="preserve">Одной фразой.</w:t>
+            </w:r>
+          </w:p>
+          <w:p>
+            <w:pPr>
+              <w:spacing w:after="0" w:line="300"/>
+            </w:pPr>
+            <w:r>
+              <w:rPr>
+                <w:rFonts w:ascii="Arial" w:cs="Arial" w:eastAsia="Arial" w:hAnsi="Arial"/>
+                <w:color w:val="211829"/>
+                <w:sz w:val="22"/>
+                <w:szCs w:val="22"/>
+              </w:rPr>
+              <w:t xml:space="preserve"/>
+            </w:r>
+          </w:p>
+          <w:p>
+            <w:pPr>
+              <w:spacing w:after="0" w:line="300"/>
+            </w:pPr>
+            <w:r>
+              <w:rPr>
+                <w:rFonts w:ascii="Arial" w:cs="Arial" w:eastAsia="Arial" w:hAnsi="Arial"/>
+                <w:color w:val="211829"/>
+                <w:sz w:val="22"/>
+                <w:szCs w:val="22"/>
+              </w:rPr>
+              <w:t xml:space="preserve"/>
+            </w:r>
+          </w:p>
+          <w:p>
+            <w:pPr>
+              <w:spacing w:after="0" w:line="300"/>
+            </w:pPr>
+            <w:r>
+              <w:rPr>
+                <w:rFonts w:ascii="Arial" w:cs="Arial" w:eastAsia="Arial" w:hAnsi="Arial"/>
+                <w:color w:val="211829"/>
+                <w:sz w:val="22"/>
+                <w:szCs w:val="22"/>
+              </w:rPr>
+              <w:t xml:space="preserve"/>
+            </w:r>
+          </w:p>
+        </w:tc>
+      </w:tr>
+      <w:tr>
+        <w:trPr>
+          <w:cantSplit w:val="false"/>
+        </w:trPr>
+        <w:tc>
+          <w:tcPr>
+            <w:tcW w:type="dxa" w:w="2750"/>
+            <w:tcBorders>
+              <w:top w:val="single" w:color="E3DAE6" w:sz="4"/>
+              <w:left w:val="none" w:color="FFFFFF" w:sz="0"/>
+              <w:bottom w:val="single" w:color="E3DAE6" w:sz="4"/>
+              <w:right w:val="none" w:color="FFFFFF" w:sz="0"/>
+            </w:tcBorders>
+            <w:shd w:fill="FBF3F8" w:color="auto" w:val="clear"/>
+            <w:tcMar>
+              <w:top w:type="dxa" w:w="140"/>
+              <w:left w:type="dxa" w:w="120"/>
+              <w:bottom w:type="dxa" w:w="140"/>
+              <w:right w:type="dxa" w:w="120"/>
+            </w:tcMar>
+          </w:tcPr>
+          <w:p>
+            <w:pPr>
+              <w:spacing w:after="0" w:line="280"/>
+            </w:pPr>
+            <w:r>
+              <w:rPr>
+                <w:rFonts w:ascii="Arial" w:cs="Arial" w:eastAsia="Arial" w:hAnsi="Arial"/>
+                <w:b/>
+                <w:bCs/>
+                <w:color w:val="211829"/>
+                <w:sz w:val="22"/>
+                <w:szCs w:val="22"/>
+              </w:rPr>
+              <w:t xml:space="preserve">Мой инструмент</w:t>
+            </w:r>
+          </w:p>
+        </w:tc>
+        <w:tc>
+          <w:tcPr>
+            <w:tcW w:type="dxa" w:w="6888"/>
+            <w:tcBorders>
+              <w:top w:val="single" w:color="E3DAE6" w:sz="4"/>
+              <w:left w:val="none" w:color="FFFFFF" w:sz="0"/>
+              <w:bottom w:val="single" w:color="E3DAE6" w:sz="4"/>
+              <w:right w:val="none" w:color="FFFFFF" w:sz="0"/>
+            </w:tcBorders>
+            <w:tcMar>
+              <w:top w:type="dxa" w:w="140"/>
+              <w:left w:type="dxa" w:w="120"/>
+              <w:bottom w:type="dxa" w:w="140"/>
+              <w:right w:type="dxa" w:w="120"/>
+            </w:tcMar>
+          </w:tcPr>
+          <w:p>
+            <w:pPr>
+              <w:spacing w:after="80" w:line="260"/>
+            </w:pPr>
+            <w:r>
+              <w:rPr>
+                <w:rFonts w:ascii="Arial" w:cs="Arial" w:eastAsia="Arial" w:hAnsi="Arial"/>
+                <w:color w:val="9A8DA0"/>
+                <w:sz w:val="18"/>
+                <w:szCs w:val="18"/>
+              </w:rPr>
+              <w:t xml:space="preserve">Ваш промпт-подход из урока 3 и карта применений из урока 4 – текстом или файлом.</w:t>
             </w:r>
           </w:p>
           <w:p>
@@ -1129,12 +1713,12 @@
           <w:sz w:val="17"/>
           <w:szCs w:val="17"/>
         </w:rPr>
-        <w:t xml:space="preserve">ЗАДАЧА ДЛЯ ПОРТФОЛИО 2 · МОДУЛЬ 2</w:t>
+        <w:t xml:space="preserve">МОДУЛЬ 2 · ЗАМЕТКИ К УРОКАМ</w:t>
       </w:r>
     </w:p>
     <w:p>
       <w:pPr>
-        <w:spacing w:after="240" w:line="320"/>
+        <w:spacing w:after="120" w:line="320"/>
       </w:pPr>
       <w:r>
         <w:rPr>
@@ -1145,7 +1729,21 @@
           <w:sz w:val="40"/>
           <w:szCs w:val="40"/>
         </w:rPr>
-        <w:t xml:space="preserve">Мой ИИ-помощник</w:t>
+        <w:t xml:space="preserve">Заметки к урокам</w:t>
+      </w:r>
+    </w:p>
+    <w:p>
+      <w:pPr>
+        <w:spacing w:after="200"/>
+      </w:pPr>
+      <w:r>
+        <w:rPr>
+          <w:rFonts w:ascii="Arial" w:cs="Arial" w:eastAsia="Arial" w:hAnsi="Arial"/>
+          <w:color w:val="6E6076"/>
+          <w:sz w:val="19"/>
+          <w:szCs w:val="19"/>
+        </w:rPr>
+        <w:t xml:space="preserve">После каждого урока – одна заметка. В конце модуля из них соберётся задача для портфолио.</w:t>
       </w:r>
     </w:p>
     <w:tbl>
@@ -1199,7 +1797,7 @@
                 <w:sz w:val="22"/>
                 <w:szCs w:val="22"/>
               </w:rPr>
-              <w:t xml:space="preserve">Задача</w:t>
+              <w:t xml:space="preserve">Урок 1</w:t>
             </w:r>
           </w:p>
         </w:tc>
@@ -1230,7 +1828,21 @@
                 <w:sz w:val="18"/>
                 <w:szCs w:val="18"/>
               </w:rPr>
-              <w:t xml:space="preserve">Что делаю, для кого, сколько времени это занимало раньше.</w:t>
+              <w:t xml:space="preserve">Вставьте сюда заметку, которую оформила нейросеть по «Промпту для портфолио» в конце практики.</w:t>
+            </w:r>
+          </w:p>
+          <w:p>
+            <w:pPr>
+              <w:spacing w:after="0" w:line="300"/>
+            </w:pPr>
+            <w:r>
+              <w:rPr>
+                <w:rFonts w:ascii="Arial" w:cs="Arial" w:eastAsia="Arial" w:hAnsi="Arial"/>
+                <w:color w:val="211829"/>
+                <w:sz w:val="22"/>
+                <w:szCs w:val="22"/>
+              </w:rPr>
+              <w:t xml:space="preserve"/>
             </w:r>
           </w:p>
           <w:p>
@@ -1311,7 +1923,7 @@
                 <w:sz w:val="22"/>
                 <w:szCs w:val="22"/>
               </w:rPr>
-              <w:t xml:space="preserve">Что я сделал(а) с ИИ</w:t>
+              <w:t xml:space="preserve">Урок 2</w:t>
             </w:r>
           </w:p>
         </w:tc>
@@ -1342,7 +1954,21 @@
                 <w:sz w:val="18"/>
                 <w:szCs w:val="18"/>
               </w:rPr>
-              <w:t xml:space="preserve">Нейросеть и путь в 2–3 шагах.</w:t>
+              <w:t xml:space="preserve">Вставьте сюда заметку, которую оформила нейросеть по «Промпту для портфолио» в конце практики.</w:t>
+            </w:r>
+          </w:p>
+          <w:p>
+            <w:pPr>
+              <w:spacing w:after="0" w:line="300"/>
+            </w:pPr>
+            <w:r>
+              <w:rPr>
+                <w:rFonts w:ascii="Arial" w:cs="Arial" w:eastAsia="Arial" w:hAnsi="Arial"/>
+                <w:color w:val="211829"/>
+                <w:sz w:val="22"/>
+                <w:szCs w:val="22"/>
+              </w:rPr>
+              <w:t xml:space="preserve"/>
             </w:r>
           </w:p>
           <w:p>
@@ -1423,7 +2049,7 @@
                 <w:sz w:val="22"/>
                 <w:szCs w:val="22"/>
               </w:rPr>
-              <w:t xml:space="preserve">Мой инструмент</w:t>
+              <w:t xml:space="preserve">Урок 3</w:t>
             </w:r>
           </w:p>
         </w:tc>
@@ -1454,7 +2080,21 @@
                 <w:sz w:val="18"/>
                 <w:szCs w:val="18"/>
               </w:rPr>
-              <w:t xml:space="preserve">Промпт, инструкция помощника, документ – что можно переиспользовать.</w:t>
+              <w:t xml:space="preserve">Вставьте сюда заметку, которую оформила нейросеть по «Промпту для портфолио» в конце практики.</w:t>
+            </w:r>
+          </w:p>
+          <w:p>
+            <w:pPr>
+              <w:spacing w:after="0" w:line="300"/>
+            </w:pPr>
+            <w:r>
+              <w:rPr>
+                <w:rFonts w:ascii="Arial" w:cs="Arial" w:eastAsia="Arial" w:hAnsi="Arial"/>
+                <w:color w:val="211829"/>
+                <w:sz w:val="22"/>
+                <w:szCs w:val="22"/>
+              </w:rPr>
+              <w:t xml:space="preserve"/>
             </w:r>
           </w:p>
           <w:p>
@@ -1535,7 +2175,7 @@
                 <w:sz w:val="22"/>
                 <w:szCs w:val="22"/>
               </w:rPr>
-              <w:t xml:space="preserve">Результат</w:t>
+              <w:t xml:space="preserve">Урок 4</w:t>
             </w:r>
           </w:p>
         </w:tc>
@@ -1566,7 +2206,199 @@
                 <w:sz w:val="18"/>
                 <w:szCs w:val="18"/>
               </w:rPr>
-              <w:t xml:space="preserve">Что получилось: текстом, скрином или ссылкой.</w:t>
+              <w:t xml:space="preserve">Вставьте сюда заметку, которую оформила нейросеть по «Промпту для портфолио» в конце практики.</w:t>
+            </w:r>
+          </w:p>
+          <w:p>
+            <w:pPr>
+              <w:spacing w:after="0" w:line="300"/>
+            </w:pPr>
+            <w:r>
+              <w:rPr>
+                <w:rFonts w:ascii="Arial" w:cs="Arial" w:eastAsia="Arial" w:hAnsi="Arial"/>
+                <w:color w:val="211829"/>
+                <w:sz w:val="22"/>
+                <w:szCs w:val="22"/>
+              </w:rPr>
+              <w:t xml:space="preserve"/>
+            </w:r>
+          </w:p>
+          <w:p>
+            <w:pPr>
+              <w:spacing w:after="0" w:line="300"/>
+            </w:pPr>
+            <w:r>
+              <w:rPr>
+                <w:rFonts w:ascii="Arial" w:cs="Arial" w:eastAsia="Arial" w:hAnsi="Arial"/>
+                <w:color w:val="211829"/>
+                <w:sz w:val="22"/>
+                <w:szCs w:val="22"/>
+              </w:rPr>
+              <w:t xml:space="preserve"/>
+            </w:r>
+          </w:p>
+          <w:p>
+            <w:pPr>
+              <w:spacing w:after="0" w:line="300"/>
+            </w:pPr>
+            <w:r>
+              <w:rPr>
+                <w:rFonts w:ascii="Arial" w:cs="Arial" w:eastAsia="Arial" w:hAnsi="Arial"/>
+                <w:color w:val="211829"/>
+                <w:sz w:val="22"/>
+                <w:szCs w:val="22"/>
+              </w:rPr>
+              <w:t xml:space="preserve"/>
+            </w:r>
+          </w:p>
+          <w:p>
+            <w:pPr>
+              <w:spacing w:after="0" w:line="300"/>
+            </w:pPr>
+            <w:r>
+              <w:rPr>
+                <w:rFonts w:ascii="Arial" w:cs="Arial" w:eastAsia="Arial" w:hAnsi="Arial"/>
+                <w:color w:val="211829"/>
+                <w:sz w:val="22"/>
+                <w:szCs w:val="22"/>
+              </w:rPr>
+              <w:t xml:space="preserve"/>
+            </w:r>
+          </w:p>
+        </w:tc>
+      </w:tr>
+    </w:tbl>
+    <w:p>
+      <w:pPr>
+        <w:pageBreakBefore/>
+        <w:spacing w:after="80"/>
+      </w:pPr>
+      <w:r>
+        <w:rPr>
+          <w:rFonts w:ascii="Arial" w:cs="Arial" w:eastAsia="Arial" w:hAnsi="Arial"/>
+          <w:b/>
+          <w:bCs/>
+          <w:color w:val="E6198C"/>
+          <w:spacing w:val="40"/>
+          <w:sz w:val="17"/>
+          <w:szCs w:val="17"/>
+        </w:rPr>
+        <w:t xml:space="preserve">ЗАДАЧА ДЛЯ ПОРТФОЛИО 2 · МОДУЛЬ 2</w:t>
+      </w:r>
+    </w:p>
+    <w:p>
+      <w:pPr>
+        <w:spacing w:after="120" w:line="320"/>
+      </w:pPr>
+      <w:r>
+        <w:rPr>
+          <w:rFonts w:ascii="Arial" w:cs="Arial" w:eastAsia="Arial" w:hAnsi="Arial"/>
+          <w:b/>
+          <w:bCs/>
+          <w:color w:val="211829"/>
+          <w:sz w:val="40"/>
+          <w:szCs w:val="40"/>
+        </w:rPr>
+        <w:t xml:space="preserve">Мой ИИ-помощник</w:t>
+      </w:r>
+    </w:p>
+    <w:p>
+      <w:pPr>
+        <w:spacing w:after="200"/>
+      </w:pPr>
+      <w:r>
+        <w:rPr>
+          <w:rFonts w:ascii="Arial" w:cs="Arial" w:eastAsia="Arial" w:hAnsi="Arial"/>
+          <w:color w:val="6E6076"/>
+          <w:sz w:val="19"/>
+          <w:szCs w:val="19"/>
+        </w:rPr>
+        <w:t xml:space="preserve">Соберите из заметок к урокам промптом сборки со страницы итога модуля и вставьте ответ сюда.</w:t>
+      </w:r>
+    </w:p>
+    <w:tbl>
+      <w:tblPr>
+        <w:tblW w:type="dxa" w:w="9638"/>
+        <w:tblBorders>
+          <w:top w:val="single" w:color="auto" w:sz="4"/>
+          <w:left w:val="single" w:color="auto" w:sz="4"/>
+          <w:bottom w:val="single" w:color="auto" w:sz="4"/>
+          <w:right w:val="single" w:color="auto" w:sz="4"/>
+          <w:insideH w:val="single" w:color="auto" w:sz="4"/>
+          <w:insideV w:val="single" w:color="auto" w:sz="4"/>
+        </w:tblBorders>
+        <w:tblLayout w:type="fixed"/>
+      </w:tblPr>
+      <w:tblGrid>
+        <w:gridCol w:w="2750"/>
+        <w:gridCol w:w="6888"/>
+      </w:tblGrid>
+      <w:tr>
+        <w:trPr>
+          <w:cantSplit w:val="false"/>
+        </w:trPr>
+        <w:tc>
+          <w:tcPr>
+            <w:tcW w:type="dxa" w:w="2750"/>
+            <w:tcBorders>
+              <w:top w:val="single" w:color="211829" w:sz="12"/>
+              <w:left w:val="none" w:color="FFFFFF" w:sz="0"/>
+              <w:bottom w:val="single" w:color="E3DAE6" w:sz="4"/>
+              <w:right w:val="none" w:color="FFFFFF" w:sz="0"/>
+            </w:tcBorders>
+            <w:shd w:fill="FBF3F8" w:color="auto" w:val="clear"/>
+            <w:tcMar>
+              <w:top w:type="dxa" w:w="140"/>
+              <w:left w:type="dxa" w:w="120"/>
+              <w:bottom w:type="dxa" w:w="140"/>
+              <w:right w:type="dxa" w:w="120"/>
+            </w:tcMar>
+          </w:tcPr>
+          <w:p>
+            <w:pPr>
+              <w:spacing w:after="0" w:line="280"/>
+            </w:pPr>
+            <w:r>
+              <w:rPr>
+                <w:rFonts w:ascii="Arial" w:cs="Arial" w:eastAsia="Arial" w:hAnsi="Arial"/>
+                <w:b/>
+                <w:bCs/>
+                <w:color w:val="211829"/>
+                <w:sz w:val="22"/>
+                <w:szCs w:val="22"/>
+              </w:rPr>
+              <w:t xml:space="preserve">Задача</w:t>
+            </w:r>
+          </w:p>
+        </w:tc>
+        <w:tc>
+          <w:tcPr>
+            <w:tcW w:type="dxa" w:w="6888"/>
+            <w:tcBorders>
+              <w:top w:val="single" w:color="211829" w:sz="12"/>
+              <w:left w:val="none" w:color="FFFFFF" w:sz="0"/>
+              <w:bottom w:val="single" w:color="E3DAE6" w:sz="4"/>
+              <w:right w:val="none" w:color="FFFFFF" w:sz="0"/>
+            </w:tcBorders>
+            <w:tcMar>
+              <w:top w:type="dxa" w:w="140"/>
+              <w:left w:type="dxa" w:w="120"/>
+              <w:bottom w:type="dxa" w:w="140"/>
+              <w:right w:type="dxa" w:w="120"/>
+            </w:tcMar>
+          </w:tcPr>
+          <w:p>
+            <w:pPr>
+              <w:spacing w:after="80" w:line="260"/>
+            </w:pPr>
+            <w:r>
+              <w:rPr>
+                <w:rFonts w:ascii="Arial" w:cs="Arial" w:eastAsia="Arial" w:hAnsi="Arial"/>
+                <w:color w:val="9A8DA0"/>
+                <w:sz w:val="18"/>
+                <w:szCs w:val="18"/>
+              </w:rPr>
+              <w:t xml:space="preserve">Какую проблему решал(а) и для кого.</w:t>
             </w:r>
           </w:p>
           <w:p>
@@ -1647,7 +2479,7 @@
                 <w:sz w:val="22"/>
                 <w:szCs w:val="22"/>
               </w:rPr>
-              <w:t xml:space="preserve">Что я поправил(а) сам(а)</w:t>
+              <w:t xml:space="preserve">Что я сделал(а) с помощью ИИ</w:t>
             </w:r>
           </w:p>
         </w:tc>
@@ -1678,7 +2510,7 @@
                 <w:sz w:val="18"/>
                 <w:szCs w:val="18"/>
               </w:rPr>
-              <w:t xml:space="preserve">Где ИИ ошибся или звучал «не так» и как я это исправил(а). Своими словами – это самое ценное для портфолио.</w:t>
+              <w:t xml:space="preserve">2–4 шага, без технических подробностей. Где ИИ ошибался и что вы поправили сами – тоже сюда.</w:t>
             </w:r>
           </w:p>
           <w:p>
@@ -1759,7 +2591,7 @@
                 <w:sz w:val="22"/>
                 <w:szCs w:val="22"/>
               </w:rPr>
-              <w:t xml:space="preserve">Что изменилось</w:t>
+              <w:t xml:space="preserve">Результат</w:t>
             </w:r>
           </w:p>
         </w:tc>
@@ -1790,7 +2622,343 @@
                 <w:sz w:val="18"/>
                 <w:szCs w:val="18"/>
               </w:rPr>
-              <w:t xml:space="preserve">Время, качество, спокойствие – только если действительно заметили.</w:t>
+              <w:t xml:space="preserve">Что получилось и что это дало: время, качество, удобство. Цифры – только если действительно замеряли.</w:t>
+            </w:r>
+          </w:p>
+          <w:p>
+            <w:pPr>
+              <w:spacing w:after="0" w:line="300"/>
+            </w:pPr>
+            <w:r>
+              <w:rPr>
+                <w:rFonts w:ascii="Arial" w:cs="Arial" w:eastAsia="Arial" w:hAnsi="Arial"/>
+                <w:color w:val="211829"/>
+                <w:sz w:val="22"/>
+                <w:szCs w:val="22"/>
+              </w:rPr>
+              <w:t xml:space="preserve"/>
+            </w:r>
+          </w:p>
+          <w:p>
+            <w:pPr>
+              <w:spacing w:after="0" w:line="300"/>
+            </w:pPr>
+            <w:r>
+              <w:rPr>
+                <w:rFonts w:ascii="Arial" w:cs="Arial" w:eastAsia="Arial" w:hAnsi="Arial"/>
+                <w:color w:val="211829"/>
+                <w:sz w:val="22"/>
+                <w:szCs w:val="22"/>
+              </w:rPr>
+              <w:t xml:space="preserve"/>
+            </w:r>
+          </w:p>
+          <w:p>
+            <w:pPr>
+              <w:spacing w:after="0" w:line="300"/>
+            </w:pPr>
+            <w:r>
+              <w:rPr>
+                <w:rFonts w:ascii="Arial" w:cs="Arial" w:eastAsia="Arial" w:hAnsi="Arial"/>
+                <w:color w:val="211829"/>
+                <w:sz w:val="22"/>
+                <w:szCs w:val="22"/>
+              </w:rPr>
+              <w:t xml:space="preserve"/>
+            </w:r>
+          </w:p>
+        </w:tc>
+      </w:tr>
+      <w:tr>
+        <w:trPr>
+          <w:cantSplit w:val="false"/>
+        </w:trPr>
+        <w:tc>
+          <w:tcPr>
+            <w:tcW w:type="dxa" w:w="2750"/>
+            <w:tcBorders>
+              <w:top w:val="single" w:color="E3DAE6" w:sz="4"/>
+              <w:left w:val="none" w:color="FFFFFF" w:sz="0"/>
+              <w:bottom w:val="single" w:color="E3DAE6" w:sz="4"/>
+              <w:right w:val="none" w:color="FFFFFF" w:sz="0"/>
+            </w:tcBorders>
+            <w:shd w:fill="FBF3F8" w:color="auto" w:val="clear"/>
+            <w:tcMar>
+              <w:top w:type="dxa" w:w="140"/>
+              <w:left w:type="dxa" w:w="120"/>
+              <w:bottom w:type="dxa" w:w="140"/>
+              <w:right w:type="dxa" w:w="120"/>
+            </w:tcMar>
+          </w:tcPr>
+          <w:p>
+            <w:pPr>
+              <w:spacing w:after="0" w:line="280"/>
+            </w:pPr>
+            <w:r>
+              <w:rPr>
+                <w:rFonts w:ascii="Arial" w:cs="Arial" w:eastAsia="Arial" w:hAnsi="Arial"/>
+                <w:b/>
+                <w:bCs/>
+                <w:color w:val="211829"/>
+                <w:sz w:val="22"/>
+                <w:szCs w:val="22"/>
+              </w:rPr>
+              <w:t xml:space="preserve">Где это ещё пригодится</w:t>
+            </w:r>
+          </w:p>
+        </w:tc>
+        <w:tc>
+          <w:tcPr>
+            <w:tcW w:type="dxa" w:w="6888"/>
+            <w:tcBorders>
+              <w:top w:val="single" w:color="E3DAE6" w:sz="4"/>
+              <w:left w:val="none" w:color="FFFFFF" w:sz="0"/>
+              <w:bottom w:val="single" w:color="E3DAE6" w:sz="4"/>
+              <w:right w:val="none" w:color="FFFFFF" w:sz="0"/>
+            </w:tcBorders>
+            <w:tcMar>
+              <w:top w:type="dxa" w:w="140"/>
+              <w:left w:type="dxa" w:w="120"/>
+              <w:bottom w:type="dxa" w:w="140"/>
+              <w:right w:type="dxa" w:w="120"/>
+            </w:tcMar>
+          </w:tcPr>
+          <w:p>
+            <w:pPr>
+              <w:spacing w:after="80" w:line="260"/>
+            </w:pPr>
+            <w:r>
+              <w:rPr>
+                <w:rFonts w:ascii="Arial" w:cs="Arial" w:eastAsia="Arial" w:hAnsi="Arial"/>
+                <w:color w:val="9A8DA0"/>
+                <w:sz w:val="18"/>
+                <w:szCs w:val="18"/>
+              </w:rPr>
+              <w:t xml:space="preserve">В каких ситуациях и кому такой подход может помочь.</w:t>
+            </w:r>
+          </w:p>
+          <w:p>
+            <w:pPr>
+              <w:spacing w:after="0" w:line="300"/>
+            </w:pPr>
+            <w:r>
+              <w:rPr>
+                <w:rFonts w:ascii="Arial" w:cs="Arial" w:eastAsia="Arial" w:hAnsi="Arial"/>
+                <w:color w:val="211829"/>
+                <w:sz w:val="22"/>
+                <w:szCs w:val="22"/>
+              </w:rPr>
+              <w:t xml:space="preserve"/>
+            </w:r>
+          </w:p>
+          <w:p>
+            <w:pPr>
+              <w:spacing w:after="0" w:line="300"/>
+            </w:pPr>
+            <w:r>
+              <w:rPr>
+                <w:rFonts w:ascii="Arial" w:cs="Arial" w:eastAsia="Arial" w:hAnsi="Arial"/>
+                <w:color w:val="211829"/>
+                <w:sz w:val="22"/>
+                <w:szCs w:val="22"/>
+              </w:rPr>
+              <w:t xml:space="preserve"/>
+            </w:r>
+          </w:p>
+          <w:p>
+            <w:pPr>
+              <w:spacing w:after="0" w:line="300"/>
+            </w:pPr>
+            <w:r>
+              <w:rPr>
+                <w:rFonts w:ascii="Arial" w:cs="Arial" w:eastAsia="Arial" w:hAnsi="Arial"/>
+                <w:color w:val="211829"/>
+                <w:sz w:val="22"/>
+                <w:szCs w:val="22"/>
+              </w:rPr>
+              <w:t xml:space="preserve"/>
+            </w:r>
+          </w:p>
+        </w:tc>
+      </w:tr>
+      <w:tr>
+        <w:trPr>
+          <w:cantSplit w:val="false"/>
+        </w:trPr>
+        <w:tc>
+          <w:tcPr>
+            <w:tcW w:type="dxa" w:w="2750"/>
+            <w:tcBorders>
+              <w:top w:val="single" w:color="E3DAE6" w:sz="4"/>
+              <w:left w:val="none" w:color="FFFFFF" w:sz="0"/>
+              <w:bottom w:val="single" w:color="E3DAE6" w:sz="4"/>
+              <w:right w:val="none" w:color="FFFFFF" w:sz="0"/>
+            </w:tcBorders>
+            <w:shd w:fill="FBF3F8" w:color="auto" w:val="clear"/>
+            <w:tcMar>
+              <w:top w:type="dxa" w:w="140"/>
+              <w:left w:type="dxa" w:w="120"/>
+              <w:bottom w:type="dxa" w:w="140"/>
+              <w:right w:type="dxa" w:w="120"/>
+            </w:tcMar>
+          </w:tcPr>
+          <w:p>
+            <w:pPr>
+              <w:spacing w:after="0" w:line="280"/>
+            </w:pPr>
+            <w:r>
+              <w:rPr>
+                <w:rFonts w:ascii="Arial" w:cs="Arial" w:eastAsia="Arial" w:hAnsi="Arial"/>
+                <w:b/>
+                <w:bCs/>
+                <w:color w:val="211829"/>
+                <w:sz w:val="22"/>
+                <w:szCs w:val="22"/>
+              </w:rPr>
+              <w:t xml:space="preserve">Какой навык это показывает</w:t>
+            </w:r>
+          </w:p>
+        </w:tc>
+        <w:tc>
+          <w:tcPr>
+            <w:tcW w:type="dxa" w:w="6888"/>
+            <w:tcBorders>
+              <w:top w:val="single" w:color="E3DAE6" w:sz="4"/>
+              <w:left w:val="none" w:color="FFFFFF" w:sz="0"/>
+              <w:bottom w:val="single" w:color="E3DAE6" w:sz="4"/>
+              <w:right w:val="none" w:color="FFFFFF" w:sz="0"/>
+            </w:tcBorders>
+            <w:tcMar>
+              <w:top w:type="dxa" w:w="140"/>
+              <w:left w:type="dxa" w:w="120"/>
+              <w:bottom w:type="dxa" w:w="140"/>
+              <w:right w:type="dxa" w:w="120"/>
+            </w:tcMar>
+          </w:tcPr>
+          <w:p>
+            <w:pPr>
+              <w:spacing w:after="80" w:line="260"/>
+            </w:pPr>
+            <w:r>
+              <w:rPr>
+                <w:rFonts w:ascii="Arial" w:cs="Arial" w:eastAsia="Arial" w:hAnsi="Arial"/>
+                <w:color w:val="9A8DA0"/>
+                <w:sz w:val="18"/>
+                <w:szCs w:val="18"/>
+              </w:rPr>
+              <w:t xml:space="preserve">Одной фразой.</w:t>
+            </w:r>
+          </w:p>
+          <w:p>
+            <w:pPr>
+              <w:spacing w:after="0" w:line="300"/>
+            </w:pPr>
+            <w:r>
+              <w:rPr>
+                <w:rFonts w:ascii="Arial" w:cs="Arial" w:eastAsia="Arial" w:hAnsi="Arial"/>
+                <w:color w:val="211829"/>
+                <w:sz w:val="22"/>
+                <w:szCs w:val="22"/>
+              </w:rPr>
+              <w:t xml:space="preserve"/>
+            </w:r>
+          </w:p>
+          <w:p>
+            <w:pPr>
+              <w:spacing w:after="0" w:line="300"/>
+            </w:pPr>
+            <w:r>
+              <w:rPr>
+                <w:rFonts w:ascii="Arial" w:cs="Arial" w:eastAsia="Arial" w:hAnsi="Arial"/>
+                <w:color w:val="211829"/>
+                <w:sz w:val="22"/>
+                <w:szCs w:val="22"/>
+              </w:rPr>
+              <w:t xml:space="preserve"/>
+            </w:r>
+          </w:p>
+          <w:p>
+            <w:pPr>
+              <w:spacing w:after="0" w:line="300"/>
+            </w:pPr>
+            <w:r>
+              <w:rPr>
+                <w:rFonts w:ascii="Arial" w:cs="Arial" w:eastAsia="Arial" w:hAnsi="Arial"/>
+                <w:color w:val="211829"/>
+                <w:sz w:val="22"/>
+                <w:szCs w:val="22"/>
+              </w:rPr>
+              <w:t xml:space="preserve"/>
+            </w:r>
+          </w:p>
+        </w:tc>
+      </w:tr>
+      <w:tr>
+        <w:trPr>
+          <w:cantSplit w:val="false"/>
+        </w:trPr>
+        <w:tc>
+          <w:tcPr>
+            <w:tcW w:type="dxa" w:w="2750"/>
+            <w:tcBorders>
+              <w:top w:val="single" w:color="E3DAE6" w:sz="4"/>
+              <w:left w:val="none" w:color="FFFFFF" w:sz="0"/>
+              <w:bottom w:val="single" w:color="E3DAE6" w:sz="4"/>
+              <w:right w:val="none" w:color="FFFFFF" w:sz="0"/>
+            </w:tcBorders>
+            <w:shd w:fill="FBF3F8" w:color="auto" w:val="clear"/>
+            <w:tcMar>
+              <w:top w:type="dxa" w:w="140"/>
+              <w:left w:type="dxa" w:w="120"/>
+              <w:bottom w:type="dxa" w:w="140"/>
+              <w:right w:type="dxa" w:w="120"/>
+            </w:tcMar>
+          </w:tcPr>
+          <w:p>
+            <w:pPr>
+              <w:spacing w:after="0" w:line="280"/>
+            </w:pPr>
+            <w:r>
+              <w:rPr>
+                <w:rFonts w:ascii="Arial" w:cs="Arial" w:eastAsia="Arial" w:hAnsi="Arial"/>
+                <w:b/>
+                <w:bCs/>
+                <w:color w:val="211829"/>
+                <w:sz w:val="22"/>
+                <w:szCs w:val="22"/>
+              </w:rPr>
+              <w:t xml:space="preserve">Мой инструмент</w:t>
+            </w:r>
+          </w:p>
+        </w:tc>
+        <w:tc>
+          <w:tcPr>
+            <w:tcW w:type="dxa" w:w="6888"/>
+            <w:tcBorders>
+              <w:top w:val="single" w:color="E3DAE6" w:sz="4"/>
+              <w:left w:val="none" w:color="FFFFFF" w:sz="0"/>
+              <w:bottom w:val="single" w:color="E3DAE6" w:sz="4"/>
+              <w:right w:val="none" w:color="FFFFFF" w:sz="0"/>
+            </w:tcBorders>
+            <w:tcMar>
+              <w:top w:type="dxa" w:w="140"/>
+              <w:left w:type="dxa" w:w="120"/>
+              <w:bottom w:type="dxa" w:w="140"/>
+              <w:right w:type="dxa" w:w="120"/>
+            </w:tcMar>
+          </w:tcPr>
+          <w:p>
+            <w:pPr>
+              <w:spacing w:after="80" w:line="260"/>
+            </w:pPr>
+            <w:r>
+              <w:rPr>
+                <w:rFonts w:ascii="Arial" w:cs="Arial" w:eastAsia="Arial" w:hAnsi="Arial"/>
+                <w:color w:val="9A8DA0"/>
+                <w:sz w:val="18"/>
+                <w:szCs w:val="18"/>
+              </w:rPr>
+              <w:t xml:space="preserve">Промпт, карта, инструкция помощника – вставьте текст, ссылку или приложите файл.</w:t>
             </w:r>
           </w:p>
           <w:p>
@@ -1867,12 +3035,12 @@
           <w:sz w:val="17"/>
           <w:szCs w:val="17"/>
         </w:rPr>
-        <w:t xml:space="preserve">ЗАДАЧА ДЛЯ ПОРТФОЛИО 3 · МОДУЛЬ 3</w:t>
+        <w:t xml:space="preserve">МОДУЛЬ 3 · ЗАМЕТКИ К УРОКАМ</w:t>
       </w:r>
     </w:p>
     <w:p>
       <w:pPr>
-        <w:spacing w:after="240" w:line="320"/>
+        <w:spacing w:after="120" w:line="320"/>
       </w:pPr>
       <w:r>
         <w:rPr>
@@ -1883,7 +3051,21 @@
           <w:sz w:val="40"/>
           <w:szCs w:val="40"/>
         </w:rPr>
-        <w:t xml:space="preserve">Готовый материал</w:t>
+        <w:t xml:space="preserve">Заметки к урокам</w:t>
+      </w:r>
+    </w:p>
+    <w:p>
+      <w:pPr>
+        <w:spacing w:after="200"/>
+      </w:pPr>
+      <w:r>
+        <w:rPr>
+          <w:rFonts w:ascii="Arial" w:cs="Arial" w:eastAsia="Arial" w:hAnsi="Arial"/>
+          <w:color w:val="6E6076"/>
+          <w:sz w:val="19"/>
+          <w:szCs w:val="19"/>
+        </w:rPr>
+        <w:t xml:space="preserve">После каждого урока – одна заметка. В конце модуля из них соберётся задача для портфолио.</w:t>
       </w:r>
     </w:p>
     <w:tbl>
@@ -1937,7 +3119,7 @@
                 <w:sz w:val="22"/>
                 <w:szCs w:val="22"/>
               </w:rPr>
-              <w:t xml:space="preserve">Задача</w:t>
+              <w:t xml:space="preserve">Урок 1</w:t>
             </w:r>
           </w:p>
         </w:tc>
@@ -1968,7 +3150,21 @@
                 <w:sz w:val="18"/>
                 <w:szCs w:val="18"/>
               </w:rPr>
-              <w:t xml:space="preserve">Что делаю, для кого, сколько времени это занимало раньше.</w:t>
+              <w:t xml:space="preserve">Вставьте сюда заметку, которую оформила нейросеть по «Промпту для портфолио» в конце практики.</w:t>
+            </w:r>
+          </w:p>
+          <w:p>
+            <w:pPr>
+              <w:spacing w:after="0" w:line="300"/>
+            </w:pPr>
+            <w:r>
+              <w:rPr>
+                <w:rFonts w:ascii="Arial" w:cs="Arial" w:eastAsia="Arial" w:hAnsi="Arial"/>
+                <w:color w:val="211829"/>
+                <w:sz w:val="22"/>
+                <w:szCs w:val="22"/>
+              </w:rPr>
+              <w:t xml:space="preserve"/>
             </w:r>
           </w:p>
           <w:p>
@@ -2049,7 +3245,7 @@
                 <w:sz w:val="22"/>
                 <w:szCs w:val="22"/>
               </w:rPr>
-              <w:t xml:space="preserve">Что я сделал(а) с ИИ</w:t>
+              <w:t xml:space="preserve">Урок 2</w:t>
             </w:r>
           </w:p>
         </w:tc>
@@ -2080,7 +3276,21 @@
                 <w:sz w:val="18"/>
                 <w:szCs w:val="18"/>
               </w:rPr>
-              <w:t xml:space="preserve">Нейросеть и путь в 2–3 шагах.</w:t>
+              <w:t xml:space="preserve">Вставьте сюда заметку, которую оформила нейросеть по «Промпту для портфолио» в конце практики.</w:t>
+            </w:r>
+          </w:p>
+          <w:p>
+            <w:pPr>
+              <w:spacing w:after="0" w:line="300"/>
+            </w:pPr>
+            <w:r>
+              <w:rPr>
+                <w:rFonts w:ascii="Arial" w:cs="Arial" w:eastAsia="Arial" w:hAnsi="Arial"/>
+                <w:color w:val="211829"/>
+                <w:sz w:val="22"/>
+                <w:szCs w:val="22"/>
+              </w:rPr>
+              <w:t xml:space="preserve"/>
             </w:r>
           </w:p>
           <w:p>
@@ -2161,7 +3371,7 @@
                 <w:sz w:val="22"/>
                 <w:szCs w:val="22"/>
               </w:rPr>
-              <w:t xml:space="preserve">Мой инструмент</w:t>
+              <w:t xml:space="preserve">Урок 3</w:t>
             </w:r>
           </w:p>
         </w:tc>
@@ -2192,7 +3402,21 @@
                 <w:sz w:val="18"/>
                 <w:szCs w:val="18"/>
               </w:rPr>
-              <w:t xml:space="preserve">Промпт, инструкция помощника, документ – что можно переиспользовать.</w:t>
+              <w:t xml:space="preserve">Вставьте сюда заметку, которую оформила нейросеть по «Промпту для портфолио» в конце практики.</w:t>
+            </w:r>
+          </w:p>
+          <w:p>
+            <w:pPr>
+              <w:spacing w:after="0" w:line="300"/>
+            </w:pPr>
+            <w:r>
+              <w:rPr>
+                <w:rFonts w:ascii="Arial" w:cs="Arial" w:eastAsia="Arial" w:hAnsi="Arial"/>
+                <w:color w:val="211829"/>
+                <w:sz w:val="22"/>
+                <w:szCs w:val="22"/>
+              </w:rPr>
+              <w:t xml:space="preserve"/>
             </w:r>
           </w:p>
           <w:p>
@@ -2273,7 +3497,7 @@
                 <w:sz w:val="22"/>
                 <w:szCs w:val="22"/>
               </w:rPr>
-              <w:t xml:space="preserve">Результат</w:t>
+              <w:t xml:space="preserve">Урок 4</w:t>
             </w:r>
           </w:p>
         </w:tc>
@@ -2304,7 +3528,21 @@
                 <w:sz w:val="18"/>
                 <w:szCs w:val="18"/>
               </w:rPr>
-              <w:t xml:space="preserve">Что получилось: текстом, скрином или ссылкой.</w:t>
+              <w:t xml:space="preserve">Вставьте сюда заметку, которую оформила нейросеть по «Промпту для портфолио» в конце практики.</w:t>
+            </w:r>
+          </w:p>
+          <w:p>
+            <w:pPr>
+              <w:spacing w:after="0" w:line="300"/>
+            </w:pPr>
+            <w:r>
+              <w:rPr>
+                <w:rFonts w:ascii="Arial" w:cs="Arial" w:eastAsia="Arial" w:hAnsi="Arial"/>
+                <w:color w:val="211829"/>
+                <w:sz w:val="22"/>
+                <w:szCs w:val="22"/>
+              </w:rPr>
+              <w:t xml:space="preserve"/>
             </w:r>
           </w:p>
           <w:p>
@@ -2385,7 +3623,7 @@
                 <w:sz w:val="22"/>
                 <w:szCs w:val="22"/>
               </w:rPr>
-              <w:t xml:space="preserve">Что я поправил(а) сам(а)</w:t>
+              <w:t xml:space="preserve">Урок 5</w:t>
             </w:r>
           </w:p>
         </w:tc>
@@ -2416,7 +3654,199 @@
                 <w:sz w:val="18"/>
                 <w:szCs w:val="18"/>
               </w:rPr>
-              <w:t xml:space="preserve">Где ИИ ошибся или звучал «не так» и как я это исправил(а). Своими словами – это самое ценное для портфолио.</w:t>
+              <w:t xml:space="preserve">Вставьте сюда заметку, которую оформила нейросеть по «Промпту для портфолио» в конце практики.</w:t>
+            </w:r>
+          </w:p>
+          <w:p>
+            <w:pPr>
+              <w:spacing w:after="0" w:line="300"/>
+            </w:pPr>
+            <w:r>
+              <w:rPr>
+                <w:rFonts w:ascii="Arial" w:cs="Arial" w:eastAsia="Arial" w:hAnsi="Arial"/>
+                <w:color w:val="211829"/>
+                <w:sz w:val="22"/>
+                <w:szCs w:val="22"/>
+              </w:rPr>
+              <w:t xml:space="preserve"/>
+            </w:r>
+          </w:p>
+          <w:p>
+            <w:pPr>
+              <w:spacing w:after="0" w:line="300"/>
+            </w:pPr>
+            <w:r>
+              <w:rPr>
+                <w:rFonts w:ascii="Arial" w:cs="Arial" w:eastAsia="Arial" w:hAnsi="Arial"/>
+                <w:color w:val="211829"/>
+                <w:sz w:val="22"/>
+                <w:szCs w:val="22"/>
+              </w:rPr>
+              <w:t xml:space="preserve"/>
+            </w:r>
+          </w:p>
+          <w:p>
+            <w:pPr>
+              <w:spacing w:after="0" w:line="300"/>
+            </w:pPr>
+            <w:r>
+              <w:rPr>
+                <w:rFonts w:ascii="Arial" w:cs="Arial" w:eastAsia="Arial" w:hAnsi="Arial"/>
+                <w:color w:val="211829"/>
+                <w:sz w:val="22"/>
+                <w:szCs w:val="22"/>
+              </w:rPr>
+              <w:t xml:space="preserve"/>
+            </w:r>
+          </w:p>
+          <w:p>
+            <w:pPr>
+              <w:spacing w:after="0" w:line="300"/>
+            </w:pPr>
+            <w:r>
+              <w:rPr>
+                <w:rFonts w:ascii="Arial" w:cs="Arial" w:eastAsia="Arial" w:hAnsi="Arial"/>
+                <w:color w:val="211829"/>
+                <w:sz w:val="22"/>
+                <w:szCs w:val="22"/>
+              </w:rPr>
+              <w:t xml:space="preserve"/>
+            </w:r>
+          </w:p>
+        </w:tc>
+      </w:tr>
+    </w:tbl>
+    <w:p>
+      <w:pPr>
+        <w:pageBreakBefore/>
+        <w:spacing w:after="80"/>
+      </w:pPr>
+      <w:r>
+        <w:rPr>
+          <w:rFonts w:ascii="Arial" w:cs="Arial" w:eastAsia="Arial" w:hAnsi="Arial"/>
+          <w:b/>
+          <w:bCs/>
+          <w:color w:val="E6198C"/>
+          <w:spacing w:val="40"/>
+          <w:sz w:val="17"/>
+          <w:szCs w:val="17"/>
+        </w:rPr>
+        <w:t xml:space="preserve">ЗАДАЧА ДЛЯ ПОРТФОЛИО 3 · МОДУЛЬ 3</w:t>
+      </w:r>
+    </w:p>
+    <w:p>
+      <w:pPr>
+        <w:spacing w:after="120" w:line="320"/>
+      </w:pPr>
+      <w:r>
+        <w:rPr>
+          <w:rFonts w:ascii="Arial" w:cs="Arial" w:eastAsia="Arial" w:hAnsi="Arial"/>
+          <w:b/>
+          <w:bCs/>
+          <w:color w:val="211829"/>
+          <w:sz w:val="40"/>
+          <w:szCs w:val="40"/>
+        </w:rPr>
+        <w:t xml:space="preserve">Готовый материал</w:t>
+      </w:r>
+    </w:p>
+    <w:p>
+      <w:pPr>
+        <w:spacing w:after="200"/>
+      </w:pPr>
+      <w:r>
+        <w:rPr>
+          <w:rFonts w:ascii="Arial" w:cs="Arial" w:eastAsia="Arial" w:hAnsi="Arial"/>
+          <w:color w:val="6E6076"/>
+          <w:sz w:val="19"/>
+          <w:szCs w:val="19"/>
+        </w:rPr>
+        <w:t xml:space="preserve">Соберите из заметок к урокам промптом сборки со страницы итога модуля и вставьте ответ сюда.</w:t>
+      </w:r>
+    </w:p>
+    <w:tbl>
+      <w:tblPr>
+        <w:tblW w:type="dxa" w:w="9638"/>
+        <w:tblBorders>
+          <w:top w:val="single" w:color="auto" w:sz="4"/>
+          <w:left w:val="single" w:color="auto" w:sz="4"/>
+          <w:bottom w:val="single" w:color="auto" w:sz="4"/>
+          <w:right w:val="single" w:color="auto" w:sz="4"/>
+          <w:insideH w:val="single" w:color="auto" w:sz="4"/>
+          <w:insideV w:val="single" w:color="auto" w:sz="4"/>
+        </w:tblBorders>
+        <w:tblLayout w:type="fixed"/>
+      </w:tblPr>
+      <w:tblGrid>
+        <w:gridCol w:w="2750"/>
+        <w:gridCol w:w="6888"/>
+      </w:tblGrid>
+      <w:tr>
+        <w:trPr>
+          <w:cantSplit w:val="false"/>
+        </w:trPr>
+        <w:tc>
+          <w:tcPr>
+            <w:tcW w:type="dxa" w:w="2750"/>
+            <w:tcBorders>
+              <w:top w:val="single" w:color="211829" w:sz="12"/>
+              <w:left w:val="none" w:color="FFFFFF" w:sz="0"/>
+              <w:bottom w:val="single" w:color="E3DAE6" w:sz="4"/>
+              <w:right w:val="none" w:color="FFFFFF" w:sz="0"/>
+            </w:tcBorders>
+            <w:shd w:fill="FBF3F8" w:color="auto" w:val="clear"/>
+            <w:tcMar>
+              <w:top w:type="dxa" w:w="140"/>
+              <w:left w:type="dxa" w:w="120"/>
+              <w:bottom w:type="dxa" w:w="140"/>
+              <w:right w:type="dxa" w:w="120"/>
+            </w:tcMar>
+          </w:tcPr>
+          <w:p>
+            <w:pPr>
+              <w:spacing w:after="0" w:line="280"/>
+            </w:pPr>
+            <w:r>
+              <w:rPr>
+                <w:rFonts w:ascii="Arial" w:cs="Arial" w:eastAsia="Arial" w:hAnsi="Arial"/>
+                <w:b/>
+                <w:bCs/>
+                <w:color w:val="211829"/>
+                <w:sz w:val="22"/>
+                <w:szCs w:val="22"/>
+              </w:rPr>
+              <w:t xml:space="preserve">Задача</w:t>
+            </w:r>
+          </w:p>
+        </w:tc>
+        <w:tc>
+          <w:tcPr>
+            <w:tcW w:type="dxa" w:w="6888"/>
+            <w:tcBorders>
+              <w:top w:val="single" w:color="211829" w:sz="12"/>
+              <w:left w:val="none" w:color="FFFFFF" w:sz="0"/>
+              <w:bottom w:val="single" w:color="E3DAE6" w:sz="4"/>
+              <w:right w:val="none" w:color="FFFFFF" w:sz="0"/>
+            </w:tcBorders>
+            <w:tcMar>
+              <w:top w:type="dxa" w:w="140"/>
+              <w:left w:type="dxa" w:w="120"/>
+              <w:bottom w:type="dxa" w:w="140"/>
+              <w:right w:type="dxa" w:w="120"/>
+            </w:tcMar>
+          </w:tcPr>
+          <w:p>
+            <w:pPr>
+              <w:spacing w:after="80" w:line="260"/>
+            </w:pPr>
+            <w:r>
+              <w:rPr>
+                <w:rFonts w:ascii="Arial" w:cs="Arial" w:eastAsia="Arial" w:hAnsi="Arial"/>
+                <w:color w:val="9A8DA0"/>
+                <w:sz w:val="18"/>
+                <w:szCs w:val="18"/>
+              </w:rPr>
+              <w:t xml:space="preserve">Какую проблему решал(а) и для кого.</w:t>
             </w:r>
           </w:p>
           <w:p>
@@ -2497,7 +3927,7 @@
                 <w:sz w:val="22"/>
                 <w:szCs w:val="22"/>
               </w:rPr>
-              <w:t xml:space="preserve">Что изменилось</w:t>
+              <w:t xml:space="preserve">Что я сделал(а) с помощью ИИ</w:t>
             </w:r>
           </w:p>
         </w:tc>
@@ -2528,7 +3958,455 @@
                 <w:sz w:val="18"/>
                 <w:szCs w:val="18"/>
               </w:rPr>
-              <w:t xml:space="preserve">Время, качество, спокойствие – только если действительно заметили.</w:t>
+              <w:t xml:space="preserve">2–4 шага, без технических подробностей. Где ИИ ошибался и что вы поправили сами – тоже сюда.</w:t>
+            </w:r>
+          </w:p>
+          <w:p>
+            <w:pPr>
+              <w:spacing w:after="0" w:line="300"/>
+            </w:pPr>
+            <w:r>
+              <w:rPr>
+                <w:rFonts w:ascii="Arial" w:cs="Arial" w:eastAsia="Arial" w:hAnsi="Arial"/>
+                <w:color w:val="211829"/>
+                <w:sz w:val="22"/>
+                <w:szCs w:val="22"/>
+              </w:rPr>
+              <w:t xml:space="preserve"/>
+            </w:r>
+          </w:p>
+          <w:p>
+            <w:pPr>
+              <w:spacing w:after="0" w:line="300"/>
+            </w:pPr>
+            <w:r>
+              <w:rPr>
+                <w:rFonts w:ascii="Arial" w:cs="Arial" w:eastAsia="Arial" w:hAnsi="Arial"/>
+                <w:color w:val="211829"/>
+                <w:sz w:val="22"/>
+                <w:szCs w:val="22"/>
+              </w:rPr>
+              <w:t xml:space="preserve"/>
+            </w:r>
+          </w:p>
+          <w:p>
+            <w:pPr>
+              <w:spacing w:after="0" w:line="300"/>
+            </w:pPr>
+            <w:r>
+              <w:rPr>
+                <w:rFonts w:ascii="Arial" w:cs="Arial" w:eastAsia="Arial" w:hAnsi="Arial"/>
+                <w:color w:val="211829"/>
+                <w:sz w:val="22"/>
+                <w:szCs w:val="22"/>
+              </w:rPr>
+              <w:t xml:space="preserve"/>
+            </w:r>
+          </w:p>
+        </w:tc>
+      </w:tr>
+      <w:tr>
+        <w:trPr>
+          <w:cantSplit w:val="false"/>
+        </w:trPr>
+        <w:tc>
+          <w:tcPr>
+            <w:tcW w:type="dxa" w:w="2750"/>
+            <w:tcBorders>
+              <w:top w:val="single" w:color="E3DAE6" w:sz="4"/>
+              <w:left w:val="none" w:color="FFFFFF" w:sz="0"/>
+              <w:bottom w:val="single" w:color="E3DAE6" w:sz="4"/>
+              <w:right w:val="none" w:color="FFFFFF" w:sz="0"/>
+            </w:tcBorders>
+            <w:shd w:fill="FBF3F8" w:color="auto" w:val="clear"/>
+            <w:tcMar>
+              <w:top w:type="dxa" w:w="140"/>
+              <w:left w:type="dxa" w:w="120"/>
+              <w:bottom w:type="dxa" w:w="140"/>
+              <w:right w:type="dxa" w:w="120"/>
+            </w:tcMar>
+          </w:tcPr>
+          <w:p>
+            <w:pPr>
+              <w:spacing w:after="0" w:line="280"/>
+            </w:pPr>
+            <w:r>
+              <w:rPr>
+                <w:rFonts w:ascii="Arial" w:cs="Arial" w:eastAsia="Arial" w:hAnsi="Arial"/>
+                <w:b/>
+                <w:bCs/>
+                <w:color w:val="211829"/>
+                <w:sz w:val="22"/>
+                <w:szCs w:val="22"/>
+              </w:rPr>
+              <w:t xml:space="preserve">Результат</w:t>
+            </w:r>
+          </w:p>
+        </w:tc>
+        <w:tc>
+          <w:tcPr>
+            <w:tcW w:type="dxa" w:w="6888"/>
+            <w:tcBorders>
+              <w:top w:val="single" w:color="E3DAE6" w:sz="4"/>
+              <w:left w:val="none" w:color="FFFFFF" w:sz="0"/>
+              <w:bottom w:val="single" w:color="E3DAE6" w:sz="4"/>
+              <w:right w:val="none" w:color="FFFFFF" w:sz="0"/>
+            </w:tcBorders>
+            <w:tcMar>
+              <w:top w:type="dxa" w:w="140"/>
+              <w:left w:type="dxa" w:w="120"/>
+              <w:bottom w:type="dxa" w:w="140"/>
+              <w:right w:type="dxa" w:w="120"/>
+            </w:tcMar>
+          </w:tcPr>
+          <w:p>
+            <w:pPr>
+              <w:spacing w:after="80" w:line="260"/>
+            </w:pPr>
+            <w:r>
+              <w:rPr>
+                <w:rFonts w:ascii="Arial" w:cs="Arial" w:eastAsia="Arial" w:hAnsi="Arial"/>
+                <w:color w:val="9A8DA0"/>
+                <w:sz w:val="18"/>
+                <w:szCs w:val="18"/>
+              </w:rPr>
+              <w:t xml:space="preserve">Что получилось и что это дало: время, качество, удобство. Цифры – только если действительно замеряли.</w:t>
+            </w:r>
+          </w:p>
+          <w:p>
+            <w:pPr>
+              <w:spacing w:after="0" w:line="300"/>
+            </w:pPr>
+            <w:r>
+              <w:rPr>
+                <w:rFonts w:ascii="Arial" w:cs="Arial" w:eastAsia="Arial" w:hAnsi="Arial"/>
+                <w:color w:val="211829"/>
+                <w:sz w:val="22"/>
+                <w:szCs w:val="22"/>
+              </w:rPr>
+              <w:t xml:space="preserve"/>
+            </w:r>
+          </w:p>
+          <w:p>
+            <w:pPr>
+              <w:spacing w:after="0" w:line="300"/>
+            </w:pPr>
+            <w:r>
+              <w:rPr>
+                <w:rFonts w:ascii="Arial" w:cs="Arial" w:eastAsia="Arial" w:hAnsi="Arial"/>
+                <w:color w:val="211829"/>
+                <w:sz w:val="22"/>
+                <w:szCs w:val="22"/>
+              </w:rPr>
+              <w:t xml:space="preserve"/>
+            </w:r>
+          </w:p>
+          <w:p>
+            <w:pPr>
+              <w:spacing w:after="0" w:line="300"/>
+            </w:pPr>
+            <w:r>
+              <w:rPr>
+                <w:rFonts w:ascii="Arial" w:cs="Arial" w:eastAsia="Arial" w:hAnsi="Arial"/>
+                <w:color w:val="211829"/>
+                <w:sz w:val="22"/>
+                <w:szCs w:val="22"/>
+              </w:rPr>
+              <w:t xml:space="preserve"/>
+            </w:r>
+          </w:p>
+        </w:tc>
+      </w:tr>
+      <w:tr>
+        <w:trPr>
+          <w:cantSplit w:val="false"/>
+        </w:trPr>
+        <w:tc>
+          <w:tcPr>
+            <w:tcW w:type="dxa" w:w="2750"/>
+            <w:tcBorders>
+              <w:top w:val="single" w:color="E3DAE6" w:sz="4"/>
+              <w:left w:val="none" w:color="FFFFFF" w:sz="0"/>
+              <w:bottom w:val="single" w:color="E3DAE6" w:sz="4"/>
+              <w:right w:val="none" w:color="FFFFFF" w:sz="0"/>
+            </w:tcBorders>
+            <w:shd w:fill="FBF3F8" w:color="auto" w:val="clear"/>
+            <w:tcMar>
+              <w:top w:type="dxa" w:w="140"/>
+              <w:left w:type="dxa" w:w="120"/>
+              <w:bottom w:type="dxa" w:w="140"/>
+              <w:right w:type="dxa" w:w="120"/>
+            </w:tcMar>
+          </w:tcPr>
+          <w:p>
+            <w:pPr>
+              <w:spacing w:after="0" w:line="280"/>
+            </w:pPr>
+            <w:r>
+              <w:rPr>
+                <w:rFonts w:ascii="Arial" w:cs="Arial" w:eastAsia="Arial" w:hAnsi="Arial"/>
+                <w:b/>
+                <w:bCs/>
+                <w:color w:val="211829"/>
+                <w:sz w:val="22"/>
+                <w:szCs w:val="22"/>
+              </w:rPr>
+              <w:t xml:space="preserve">Где это ещё пригодится</w:t>
+            </w:r>
+          </w:p>
+        </w:tc>
+        <w:tc>
+          <w:tcPr>
+            <w:tcW w:type="dxa" w:w="6888"/>
+            <w:tcBorders>
+              <w:top w:val="single" w:color="E3DAE6" w:sz="4"/>
+              <w:left w:val="none" w:color="FFFFFF" w:sz="0"/>
+              <w:bottom w:val="single" w:color="E3DAE6" w:sz="4"/>
+              <w:right w:val="none" w:color="FFFFFF" w:sz="0"/>
+            </w:tcBorders>
+            <w:tcMar>
+              <w:top w:type="dxa" w:w="140"/>
+              <w:left w:type="dxa" w:w="120"/>
+              <w:bottom w:type="dxa" w:w="140"/>
+              <w:right w:type="dxa" w:w="120"/>
+            </w:tcMar>
+          </w:tcPr>
+          <w:p>
+            <w:pPr>
+              <w:spacing w:after="80" w:line="260"/>
+            </w:pPr>
+            <w:r>
+              <w:rPr>
+                <w:rFonts w:ascii="Arial" w:cs="Arial" w:eastAsia="Arial" w:hAnsi="Arial"/>
+                <w:color w:val="9A8DA0"/>
+                <w:sz w:val="18"/>
+                <w:szCs w:val="18"/>
+              </w:rPr>
+              <w:t xml:space="preserve">В каких ситуациях и кому такой подход может помочь.</w:t>
+            </w:r>
+          </w:p>
+          <w:p>
+            <w:pPr>
+              <w:spacing w:after="0" w:line="300"/>
+            </w:pPr>
+            <w:r>
+              <w:rPr>
+                <w:rFonts w:ascii="Arial" w:cs="Arial" w:eastAsia="Arial" w:hAnsi="Arial"/>
+                <w:color w:val="211829"/>
+                <w:sz w:val="22"/>
+                <w:szCs w:val="22"/>
+              </w:rPr>
+              <w:t xml:space="preserve"/>
+            </w:r>
+          </w:p>
+          <w:p>
+            <w:pPr>
+              <w:spacing w:after="0" w:line="300"/>
+            </w:pPr>
+            <w:r>
+              <w:rPr>
+                <w:rFonts w:ascii="Arial" w:cs="Arial" w:eastAsia="Arial" w:hAnsi="Arial"/>
+                <w:color w:val="211829"/>
+                <w:sz w:val="22"/>
+                <w:szCs w:val="22"/>
+              </w:rPr>
+              <w:t xml:space="preserve"/>
+            </w:r>
+          </w:p>
+          <w:p>
+            <w:pPr>
+              <w:spacing w:after="0" w:line="300"/>
+            </w:pPr>
+            <w:r>
+              <w:rPr>
+                <w:rFonts w:ascii="Arial" w:cs="Arial" w:eastAsia="Arial" w:hAnsi="Arial"/>
+                <w:color w:val="211829"/>
+                <w:sz w:val="22"/>
+                <w:szCs w:val="22"/>
+              </w:rPr>
+              <w:t xml:space="preserve"/>
+            </w:r>
+          </w:p>
+        </w:tc>
+      </w:tr>
+      <w:tr>
+        <w:trPr>
+          <w:cantSplit w:val="false"/>
+        </w:trPr>
+        <w:tc>
+          <w:tcPr>
+            <w:tcW w:type="dxa" w:w="2750"/>
+            <w:tcBorders>
+              <w:top w:val="single" w:color="E3DAE6" w:sz="4"/>
+              <w:left w:val="none" w:color="FFFFFF" w:sz="0"/>
+              <w:bottom w:val="single" w:color="E3DAE6" w:sz="4"/>
+              <w:right w:val="none" w:color="FFFFFF" w:sz="0"/>
+            </w:tcBorders>
+            <w:shd w:fill="FBF3F8" w:color="auto" w:val="clear"/>
+            <w:tcMar>
+              <w:top w:type="dxa" w:w="140"/>
+              <w:left w:type="dxa" w:w="120"/>
+              <w:bottom w:type="dxa" w:w="140"/>
+              <w:right w:type="dxa" w:w="120"/>
+            </w:tcMar>
+          </w:tcPr>
+          <w:p>
+            <w:pPr>
+              <w:spacing w:after="0" w:line="280"/>
+            </w:pPr>
+            <w:r>
+              <w:rPr>
+                <w:rFonts w:ascii="Arial" w:cs="Arial" w:eastAsia="Arial" w:hAnsi="Arial"/>
+                <w:b/>
+                <w:bCs/>
+                <w:color w:val="211829"/>
+                <w:sz w:val="22"/>
+                <w:szCs w:val="22"/>
+              </w:rPr>
+              <w:t xml:space="preserve">Какой навык это показывает</w:t>
+            </w:r>
+          </w:p>
+        </w:tc>
+        <w:tc>
+          <w:tcPr>
+            <w:tcW w:type="dxa" w:w="6888"/>
+            <w:tcBorders>
+              <w:top w:val="single" w:color="E3DAE6" w:sz="4"/>
+              <w:left w:val="none" w:color="FFFFFF" w:sz="0"/>
+              <w:bottom w:val="single" w:color="E3DAE6" w:sz="4"/>
+              <w:right w:val="none" w:color="FFFFFF" w:sz="0"/>
+            </w:tcBorders>
+            <w:tcMar>
+              <w:top w:type="dxa" w:w="140"/>
+              <w:left w:type="dxa" w:w="120"/>
+              <w:bottom w:type="dxa" w:w="140"/>
+              <w:right w:type="dxa" w:w="120"/>
+            </w:tcMar>
+          </w:tcPr>
+          <w:p>
+            <w:pPr>
+              <w:spacing w:after="80" w:line="260"/>
+            </w:pPr>
+            <w:r>
+              <w:rPr>
+                <w:rFonts w:ascii="Arial" w:cs="Arial" w:eastAsia="Arial" w:hAnsi="Arial"/>
+                <w:color w:val="9A8DA0"/>
+                <w:sz w:val="18"/>
+                <w:szCs w:val="18"/>
+              </w:rPr>
+              <w:t xml:space="preserve">Одной фразой.</w:t>
+            </w:r>
+          </w:p>
+          <w:p>
+            <w:pPr>
+              <w:spacing w:after="0" w:line="300"/>
+            </w:pPr>
+            <w:r>
+              <w:rPr>
+                <w:rFonts w:ascii="Arial" w:cs="Arial" w:eastAsia="Arial" w:hAnsi="Arial"/>
+                <w:color w:val="211829"/>
+                <w:sz w:val="22"/>
+                <w:szCs w:val="22"/>
+              </w:rPr>
+              <w:t xml:space="preserve"/>
+            </w:r>
+          </w:p>
+          <w:p>
+            <w:pPr>
+              <w:spacing w:after="0" w:line="300"/>
+            </w:pPr>
+            <w:r>
+              <w:rPr>
+                <w:rFonts w:ascii="Arial" w:cs="Arial" w:eastAsia="Arial" w:hAnsi="Arial"/>
+                <w:color w:val="211829"/>
+                <w:sz w:val="22"/>
+                <w:szCs w:val="22"/>
+              </w:rPr>
+              <w:t xml:space="preserve"/>
+            </w:r>
+          </w:p>
+          <w:p>
+            <w:pPr>
+              <w:spacing w:after="0" w:line="300"/>
+            </w:pPr>
+            <w:r>
+              <w:rPr>
+                <w:rFonts w:ascii="Arial" w:cs="Arial" w:eastAsia="Arial" w:hAnsi="Arial"/>
+                <w:color w:val="211829"/>
+                <w:sz w:val="22"/>
+                <w:szCs w:val="22"/>
+              </w:rPr>
+              <w:t xml:space="preserve"/>
+            </w:r>
+          </w:p>
+        </w:tc>
+      </w:tr>
+      <w:tr>
+        <w:trPr>
+          <w:cantSplit w:val="false"/>
+        </w:trPr>
+        <w:tc>
+          <w:tcPr>
+            <w:tcW w:type="dxa" w:w="2750"/>
+            <w:tcBorders>
+              <w:top w:val="single" w:color="E3DAE6" w:sz="4"/>
+              <w:left w:val="none" w:color="FFFFFF" w:sz="0"/>
+              <w:bottom w:val="single" w:color="E3DAE6" w:sz="4"/>
+              <w:right w:val="none" w:color="FFFFFF" w:sz="0"/>
+            </w:tcBorders>
+            <w:shd w:fill="FBF3F8" w:color="auto" w:val="clear"/>
+            <w:tcMar>
+              <w:top w:type="dxa" w:w="140"/>
+              <w:left w:type="dxa" w:w="120"/>
+              <w:bottom w:type="dxa" w:w="140"/>
+              <w:right w:type="dxa" w:w="120"/>
+            </w:tcMar>
+          </w:tcPr>
+          <w:p>
+            <w:pPr>
+              <w:spacing w:after="0" w:line="280"/>
+            </w:pPr>
+            <w:r>
+              <w:rPr>
+                <w:rFonts w:ascii="Arial" w:cs="Arial" w:eastAsia="Arial" w:hAnsi="Arial"/>
+                <w:b/>
+                <w:bCs/>
+                <w:color w:val="211829"/>
+                <w:sz w:val="22"/>
+                <w:szCs w:val="22"/>
+              </w:rPr>
+              <w:t xml:space="preserve">Мой инструмент</w:t>
+            </w:r>
+          </w:p>
+        </w:tc>
+        <w:tc>
+          <w:tcPr>
+            <w:tcW w:type="dxa" w:w="6888"/>
+            <w:tcBorders>
+              <w:top w:val="single" w:color="E3DAE6" w:sz="4"/>
+              <w:left w:val="none" w:color="FFFFFF" w:sz="0"/>
+              <w:bottom w:val="single" w:color="E3DAE6" w:sz="4"/>
+              <w:right w:val="none" w:color="FFFFFF" w:sz="0"/>
+            </w:tcBorders>
+            <w:tcMar>
+              <w:top w:type="dxa" w:w="140"/>
+              <w:left w:type="dxa" w:w="120"/>
+              <w:bottom w:type="dxa" w:w="140"/>
+              <w:right w:type="dxa" w:w="120"/>
+            </w:tcMar>
+          </w:tcPr>
+          <w:p>
+            <w:pPr>
+              <w:spacing w:after="80" w:line="260"/>
+            </w:pPr>
+            <w:r>
+              <w:rPr>
+                <w:rFonts w:ascii="Arial" w:cs="Arial" w:eastAsia="Arial" w:hAnsi="Arial"/>
+                <w:color w:val="9A8DA0"/>
+                <w:sz w:val="18"/>
+                <w:szCs w:val="18"/>
+              </w:rPr>
+              <w:t xml:space="preserve">Промпт, карта, инструкция помощника – вставьте текст, ссылку или приложите файл.</w:t>
             </w:r>
           </w:p>
           <w:p>
@@ -2590,6 +4468,718 @@
         <w:t xml:space="preserve">Серый текст – подсказка. Пишите ниже неё, подсказку потом можно удалить.</w:t>
       </w:r>
     </w:p>
+    <w:p>
+      <w:pPr>
+        <w:pageBreakBefore/>
+        <w:spacing w:after="80"/>
+      </w:pPr>
+      <w:r>
+        <w:rPr>
+          <w:rFonts w:ascii="Arial" w:cs="Arial" w:eastAsia="Arial" w:hAnsi="Arial"/>
+          <w:b/>
+          <w:bCs/>
+          <w:color w:val="E6198C"/>
+          <w:spacing w:val="40"/>
+          <w:sz w:val="17"/>
+          <w:szCs w:val="17"/>
+        </w:rPr>
+        <w:t xml:space="preserve">МОДУЛЬ 4 · ЗАМЕТКИ К УРОКАМ</w:t>
+      </w:r>
+    </w:p>
+    <w:p>
+      <w:pPr>
+        <w:spacing w:after="80" w:line="320"/>
+      </w:pPr>
+      <w:r>
+        <w:rPr>
+          <w:rFonts w:ascii="Arial" w:cs="Arial" w:eastAsia="Arial" w:hAnsi="Arial"/>
+          <w:b/>
+          <w:bCs/>
+          <w:color w:val="211829"/>
+          <w:sz w:val="40"/>
+          <w:szCs w:val="40"/>
+        </w:rPr>
+        <w:t xml:space="preserve">Заметки к урокам</w:t>
+      </w:r>
+    </w:p>
+    <w:p>
+      <w:pPr>
+        <w:spacing w:after="120"/>
+      </w:pPr>
+      <w:r>
+        <w:rPr>
+          <w:rFonts w:ascii="Arial" w:cs="Arial" w:eastAsia="Arial" w:hAnsi="Arial"/>
+          <w:b/>
+          <w:bCs/>
+          <w:color w:val="E6198C"/>
+          <w:sz w:val="18"/>
+          <w:szCs w:val="18"/>
+        </w:rPr>
+        <w:t xml:space="preserve">Для тарифов «Система» и «Масштаб»</w:t>
+      </w:r>
+    </w:p>
+    <w:p>
+      <w:pPr>
+        <w:spacing w:after="200"/>
+      </w:pPr>
+      <w:r>
+        <w:rPr>
+          <w:rFonts w:ascii="Arial" w:cs="Arial" w:eastAsia="Arial" w:hAnsi="Arial"/>
+          <w:color w:val="6E6076"/>
+          <w:sz w:val="19"/>
+          <w:szCs w:val="19"/>
+        </w:rPr>
+        <w:t xml:space="preserve">После каждого урока – одна заметка. В конце модуля из них соберётся задача для портфолио.</w:t>
+      </w:r>
+    </w:p>
+    <w:tbl>
+      <w:tblPr>
+        <w:tblW w:type="dxa" w:w="9638"/>
+        <w:tblBorders>
+          <w:top w:val="single" w:color="auto" w:sz="4"/>
+          <w:left w:val="single" w:color="auto" w:sz="4"/>
+          <w:bottom w:val="single" w:color="auto" w:sz="4"/>
+          <w:right w:val="single" w:color="auto" w:sz="4"/>
+          <w:insideH w:val="single" w:color="auto" w:sz="4"/>
+          <w:insideV w:val="single" w:color="auto" w:sz="4"/>
+        </w:tblBorders>
+        <w:tblLayout w:type="fixed"/>
+      </w:tblPr>
+      <w:tblGrid>
+        <w:gridCol w:w="2750"/>
+        <w:gridCol w:w="6888"/>
+      </w:tblGrid>
+      <w:tr>
+        <w:trPr>
+          <w:cantSplit w:val="false"/>
+        </w:trPr>
+        <w:tc>
+          <w:tcPr>
+            <w:tcW w:type="dxa" w:w="2750"/>
+            <w:tcBorders>
+              <w:top w:val="single" w:color="211829" w:sz="12"/>
+              <w:left w:val="none" w:color="FFFFFF" w:sz="0"/>
+              <w:bottom w:val="single" w:color="E3DAE6" w:sz="4"/>
+              <w:right w:val="none" w:color="FFFFFF" w:sz="0"/>
+            </w:tcBorders>
+            <w:shd w:fill="FBF3F8" w:color="auto" w:val="clear"/>
+            <w:tcMar>
+              <w:top w:type="dxa" w:w="140"/>
+              <w:left w:type="dxa" w:w="120"/>
+              <w:bottom w:type="dxa" w:w="140"/>
+              <w:right w:type="dxa" w:w="120"/>
+            </w:tcMar>
+          </w:tcPr>
+          <w:p>
+            <w:pPr>
+              <w:spacing w:after="0" w:line="280"/>
+            </w:pPr>
+            <w:r>
+              <w:rPr>
+                <w:rFonts w:ascii="Arial" w:cs="Arial" w:eastAsia="Arial" w:hAnsi="Arial"/>
+                <w:b/>
+                <w:bCs/>
+                <w:color w:val="211829"/>
+                <w:sz w:val="22"/>
+                <w:szCs w:val="22"/>
+              </w:rPr>
+              <w:t xml:space="preserve">Урок 1</w:t>
+            </w:r>
+          </w:p>
+        </w:tc>
+        <w:tc>
+          <w:tcPr>
+            <w:tcW w:type="dxa" w:w="6888"/>
+            <w:tcBorders>
+              <w:top w:val="single" w:color="211829" w:sz="12"/>
+              <w:left w:val="none" w:color="FFFFFF" w:sz="0"/>
+              <w:bottom w:val="single" w:color="E3DAE6" w:sz="4"/>
+              <w:right w:val="none" w:color="FFFFFF" w:sz="0"/>
+            </w:tcBorders>
+            <w:tcMar>
+              <w:top w:type="dxa" w:w="140"/>
+              <w:left w:type="dxa" w:w="120"/>
+              <w:bottom w:type="dxa" w:w="140"/>
+              <w:right w:type="dxa" w:w="120"/>
+            </w:tcMar>
+          </w:tcPr>
+          <w:p>
+            <w:pPr>
+              <w:spacing w:after="80" w:line="260"/>
+            </w:pPr>
+            <w:r>
+              <w:rPr>
+                <w:rFonts w:ascii="Arial" w:cs="Arial" w:eastAsia="Arial" w:hAnsi="Arial"/>
+                <w:color w:val="9A8DA0"/>
+                <w:sz w:val="18"/>
+                <w:szCs w:val="18"/>
+              </w:rPr>
+              <w:t xml:space="preserve">Вставьте сюда заметку, которую оформила нейросеть по «Промпту для портфолио» в конце практики.</w:t>
+            </w:r>
+          </w:p>
+          <w:p>
+            <w:pPr>
+              <w:spacing w:after="0" w:line="300"/>
+            </w:pPr>
+            <w:r>
+              <w:rPr>
+                <w:rFonts w:ascii="Arial" w:cs="Arial" w:eastAsia="Arial" w:hAnsi="Arial"/>
+                <w:color w:val="211829"/>
+                <w:sz w:val="22"/>
+                <w:szCs w:val="22"/>
+              </w:rPr>
+              <w:t xml:space="preserve"/>
+            </w:r>
+          </w:p>
+          <w:p>
+            <w:pPr>
+              <w:spacing w:after="0" w:line="300"/>
+            </w:pPr>
+            <w:r>
+              <w:rPr>
+                <w:rFonts w:ascii="Arial" w:cs="Arial" w:eastAsia="Arial" w:hAnsi="Arial"/>
+                <w:color w:val="211829"/>
+                <w:sz w:val="22"/>
+                <w:szCs w:val="22"/>
+              </w:rPr>
+              <w:t xml:space="preserve"/>
+            </w:r>
+          </w:p>
+          <w:p>
+            <w:pPr>
+              <w:spacing w:after="0" w:line="300"/>
+            </w:pPr>
+            <w:r>
+              <w:rPr>
+                <w:rFonts w:ascii="Arial" w:cs="Arial" w:eastAsia="Arial" w:hAnsi="Arial"/>
+                <w:color w:val="211829"/>
+                <w:sz w:val="22"/>
+                <w:szCs w:val="22"/>
+              </w:rPr>
+              <w:t xml:space="preserve"/>
+            </w:r>
+          </w:p>
+          <w:p>
+            <w:pPr>
+              <w:spacing w:after="0" w:line="300"/>
+            </w:pPr>
+            <w:r>
+              <w:rPr>
+                <w:rFonts w:ascii="Arial" w:cs="Arial" w:eastAsia="Arial" w:hAnsi="Arial"/>
+                <w:color w:val="211829"/>
+                <w:sz w:val="22"/>
+                <w:szCs w:val="22"/>
+              </w:rPr>
+              <w:t xml:space="preserve"/>
+            </w:r>
+          </w:p>
+        </w:tc>
+      </w:tr>
+      <w:tr>
+        <w:trPr>
+          <w:cantSplit w:val="false"/>
+        </w:trPr>
+        <w:tc>
+          <w:tcPr>
+            <w:tcW w:type="dxa" w:w="2750"/>
+            <w:tcBorders>
+              <w:top w:val="single" w:color="E3DAE6" w:sz="4"/>
+              <w:left w:val="none" w:color="FFFFFF" w:sz="0"/>
+              <w:bottom w:val="single" w:color="E3DAE6" w:sz="4"/>
+              <w:right w:val="none" w:color="FFFFFF" w:sz="0"/>
+            </w:tcBorders>
+            <w:shd w:fill="FBF3F8" w:color="auto" w:val="clear"/>
+            <w:tcMar>
+              <w:top w:type="dxa" w:w="140"/>
+              <w:left w:type="dxa" w:w="120"/>
+              <w:bottom w:type="dxa" w:w="140"/>
+              <w:right w:type="dxa" w:w="120"/>
+            </w:tcMar>
+          </w:tcPr>
+          <w:p>
+            <w:pPr>
+              <w:spacing w:after="0" w:line="280"/>
+            </w:pPr>
+            <w:r>
+              <w:rPr>
+                <w:rFonts w:ascii="Arial" w:cs="Arial" w:eastAsia="Arial" w:hAnsi="Arial"/>
+                <w:b/>
+                <w:bCs/>
+                <w:color w:val="211829"/>
+                <w:sz w:val="22"/>
+                <w:szCs w:val="22"/>
+              </w:rPr>
+              <w:t xml:space="preserve">Урок 2</w:t>
+            </w:r>
+          </w:p>
+        </w:tc>
+        <w:tc>
+          <w:tcPr>
+            <w:tcW w:type="dxa" w:w="6888"/>
+            <w:tcBorders>
+              <w:top w:val="single" w:color="E3DAE6" w:sz="4"/>
+              <w:left w:val="none" w:color="FFFFFF" w:sz="0"/>
+              <w:bottom w:val="single" w:color="E3DAE6" w:sz="4"/>
+              <w:right w:val="none" w:color="FFFFFF" w:sz="0"/>
+            </w:tcBorders>
+            <w:tcMar>
+              <w:top w:type="dxa" w:w="140"/>
+              <w:left w:type="dxa" w:w="120"/>
+              <w:bottom w:type="dxa" w:w="140"/>
+              <w:right w:type="dxa" w:w="120"/>
+            </w:tcMar>
+          </w:tcPr>
+          <w:p>
+            <w:pPr>
+              <w:spacing w:after="80" w:line="260"/>
+            </w:pPr>
+            <w:r>
+              <w:rPr>
+                <w:rFonts w:ascii="Arial" w:cs="Arial" w:eastAsia="Arial" w:hAnsi="Arial"/>
+                <w:color w:val="9A8DA0"/>
+                <w:sz w:val="18"/>
+                <w:szCs w:val="18"/>
+              </w:rPr>
+              <w:t xml:space="preserve">Вставьте сюда заметку, которую оформила нейросеть по «Промпту для портфолио» в конце практики.</w:t>
+            </w:r>
+          </w:p>
+          <w:p>
+            <w:pPr>
+              <w:spacing w:after="0" w:line="300"/>
+            </w:pPr>
+            <w:r>
+              <w:rPr>
+                <w:rFonts w:ascii="Arial" w:cs="Arial" w:eastAsia="Arial" w:hAnsi="Arial"/>
+                <w:color w:val="211829"/>
+                <w:sz w:val="22"/>
+                <w:szCs w:val="22"/>
+              </w:rPr>
+              <w:t xml:space="preserve"/>
+            </w:r>
+          </w:p>
+          <w:p>
+            <w:pPr>
+              <w:spacing w:after="0" w:line="300"/>
+            </w:pPr>
+            <w:r>
+              <w:rPr>
+                <w:rFonts w:ascii="Arial" w:cs="Arial" w:eastAsia="Arial" w:hAnsi="Arial"/>
+                <w:color w:val="211829"/>
+                <w:sz w:val="22"/>
+                <w:szCs w:val="22"/>
+              </w:rPr>
+              <w:t xml:space="preserve"/>
+            </w:r>
+          </w:p>
+          <w:p>
+            <w:pPr>
+              <w:spacing w:after="0" w:line="300"/>
+            </w:pPr>
+            <w:r>
+              <w:rPr>
+                <w:rFonts w:ascii="Arial" w:cs="Arial" w:eastAsia="Arial" w:hAnsi="Arial"/>
+                <w:color w:val="211829"/>
+                <w:sz w:val="22"/>
+                <w:szCs w:val="22"/>
+              </w:rPr>
+              <w:t xml:space="preserve"/>
+            </w:r>
+          </w:p>
+          <w:p>
+            <w:pPr>
+              <w:spacing w:after="0" w:line="300"/>
+            </w:pPr>
+            <w:r>
+              <w:rPr>
+                <w:rFonts w:ascii="Arial" w:cs="Arial" w:eastAsia="Arial" w:hAnsi="Arial"/>
+                <w:color w:val="211829"/>
+                <w:sz w:val="22"/>
+                <w:szCs w:val="22"/>
+              </w:rPr>
+              <w:t xml:space="preserve"/>
+            </w:r>
+          </w:p>
+        </w:tc>
+      </w:tr>
+      <w:tr>
+        <w:trPr>
+          <w:cantSplit w:val="false"/>
+        </w:trPr>
+        <w:tc>
+          <w:tcPr>
+            <w:tcW w:type="dxa" w:w="2750"/>
+            <w:tcBorders>
+              <w:top w:val="single" w:color="E3DAE6" w:sz="4"/>
+              <w:left w:val="none" w:color="FFFFFF" w:sz="0"/>
+              <w:bottom w:val="single" w:color="E3DAE6" w:sz="4"/>
+              <w:right w:val="none" w:color="FFFFFF" w:sz="0"/>
+            </w:tcBorders>
+            <w:shd w:fill="FBF3F8" w:color="auto" w:val="clear"/>
+            <w:tcMar>
+              <w:top w:type="dxa" w:w="140"/>
+              <w:left w:type="dxa" w:w="120"/>
+              <w:bottom w:type="dxa" w:w="140"/>
+              <w:right w:type="dxa" w:w="120"/>
+            </w:tcMar>
+          </w:tcPr>
+          <w:p>
+            <w:pPr>
+              <w:spacing w:after="0" w:line="280"/>
+            </w:pPr>
+            <w:r>
+              <w:rPr>
+                <w:rFonts w:ascii="Arial" w:cs="Arial" w:eastAsia="Arial" w:hAnsi="Arial"/>
+                <w:b/>
+                <w:bCs/>
+                <w:color w:val="211829"/>
+                <w:sz w:val="22"/>
+                <w:szCs w:val="22"/>
+              </w:rPr>
+              <w:t xml:space="preserve">Урок 3</w:t>
+            </w:r>
+          </w:p>
+        </w:tc>
+        <w:tc>
+          <w:tcPr>
+            <w:tcW w:type="dxa" w:w="6888"/>
+            <w:tcBorders>
+              <w:top w:val="single" w:color="E3DAE6" w:sz="4"/>
+              <w:left w:val="none" w:color="FFFFFF" w:sz="0"/>
+              <w:bottom w:val="single" w:color="E3DAE6" w:sz="4"/>
+              <w:right w:val="none" w:color="FFFFFF" w:sz="0"/>
+            </w:tcBorders>
+            <w:tcMar>
+              <w:top w:type="dxa" w:w="140"/>
+              <w:left w:type="dxa" w:w="120"/>
+              <w:bottom w:type="dxa" w:w="140"/>
+              <w:right w:type="dxa" w:w="120"/>
+            </w:tcMar>
+          </w:tcPr>
+          <w:p>
+            <w:pPr>
+              <w:spacing w:after="80" w:line="260"/>
+            </w:pPr>
+            <w:r>
+              <w:rPr>
+                <w:rFonts w:ascii="Arial" w:cs="Arial" w:eastAsia="Arial" w:hAnsi="Arial"/>
+                <w:color w:val="9A8DA0"/>
+                <w:sz w:val="18"/>
+                <w:szCs w:val="18"/>
+              </w:rPr>
+              <w:t xml:space="preserve">Вставьте сюда заметку, которую оформила нейросеть по «Промпту для портфолио» в конце практики.</w:t>
+            </w:r>
+          </w:p>
+          <w:p>
+            <w:pPr>
+              <w:spacing w:after="0" w:line="300"/>
+            </w:pPr>
+            <w:r>
+              <w:rPr>
+                <w:rFonts w:ascii="Arial" w:cs="Arial" w:eastAsia="Arial" w:hAnsi="Arial"/>
+                <w:color w:val="211829"/>
+                <w:sz w:val="22"/>
+                <w:szCs w:val="22"/>
+              </w:rPr>
+              <w:t xml:space="preserve"/>
+            </w:r>
+          </w:p>
+          <w:p>
+            <w:pPr>
+              <w:spacing w:after="0" w:line="300"/>
+            </w:pPr>
+            <w:r>
+              <w:rPr>
+                <w:rFonts w:ascii="Arial" w:cs="Arial" w:eastAsia="Arial" w:hAnsi="Arial"/>
+                <w:color w:val="211829"/>
+                <w:sz w:val="22"/>
+                <w:szCs w:val="22"/>
+              </w:rPr>
+              <w:t xml:space="preserve"/>
+            </w:r>
+          </w:p>
+          <w:p>
+            <w:pPr>
+              <w:spacing w:after="0" w:line="300"/>
+            </w:pPr>
+            <w:r>
+              <w:rPr>
+                <w:rFonts w:ascii="Arial" w:cs="Arial" w:eastAsia="Arial" w:hAnsi="Arial"/>
+                <w:color w:val="211829"/>
+                <w:sz w:val="22"/>
+                <w:szCs w:val="22"/>
+              </w:rPr>
+              <w:t xml:space="preserve"/>
+            </w:r>
+          </w:p>
+          <w:p>
+            <w:pPr>
+              <w:spacing w:after="0" w:line="300"/>
+            </w:pPr>
+            <w:r>
+              <w:rPr>
+                <w:rFonts w:ascii="Arial" w:cs="Arial" w:eastAsia="Arial" w:hAnsi="Arial"/>
+                <w:color w:val="211829"/>
+                <w:sz w:val="22"/>
+                <w:szCs w:val="22"/>
+              </w:rPr>
+              <w:t xml:space="preserve"/>
+            </w:r>
+          </w:p>
+        </w:tc>
+      </w:tr>
+      <w:tr>
+        <w:trPr>
+          <w:cantSplit w:val="false"/>
+        </w:trPr>
+        <w:tc>
+          <w:tcPr>
+            <w:tcW w:type="dxa" w:w="2750"/>
+            <w:tcBorders>
+              <w:top w:val="single" w:color="E3DAE6" w:sz="4"/>
+              <w:left w:val="none" w:color="FFFFFF" w:sz="0"/>
+              <w:bottom w:val="single" w:color="E3DAE6" w:sz="4"/>
+              <w:right w:val="none" w:color="FFFFFF" w:sz="0"/>
+            </w:tcBorders>
+            <w:shd w:fill="FBF3F8" w:color="auto" w:val="clear"/>
+            <w:tcMar>
+              <w:top w:type="dxa" w:w="140"/>
+              <w:left w:type="dxa" w:w="120"/>
+              <w:bottom w:type="dxa" w:w="140"/>
+              <w:right w:type="dxa" w:w="120"/>
+            </w:tcMar>
+          </w:tcPr>
+          <w:p>
+            <w:pPr>
+              <w:spacing w:after="0" w:line="280"/>
+            </w:pPr>
+            <w:r>
+              <w:rPr>
+                <w:rFonts w:ascii="Arial" w:cs="Arial" w:eastAsia="Arial" w:hAnsi="Arial"/>
+                <w:b/>
+                <w:bCs/>
+                <w:color w:val="211829"/>
+                <w:sz w:val="22"/>
+                <w:szCs w:val="22"/>
+              </w:rPr>
+              <w:t xml:space="preserve">Урок 4</w:t>
+            </w:r>
+          </w:p>
+        </w:tc>
+        <w:tc>
+          <w:tcPr>
+            <w:tcW w:type="dxa" w:w="6888"/>
+            <w:tcBorders>
+              <w:top w:val="single" w:color="E3DAE6" w:sz="4"/>
+              <w:left w:val="none" w:color="FFFFFF" w:sz="0"/>
+              <w:bottom w:val="single" w:color="E3DAE6" w:sz="4"/>
+              <w:right w:val="none" w:color="FFFFFF" w:sz="0"/>
+            </w:tcBorders>
+            <w:tcMar>
+              <w:top w:type="dxa" w:w="140"/>
+              <w:left w:type="dxa" w:w="120"/>
+              <w:bottom w:type="dxa" w:w="140"/>
+              <w:right w:type="dxa" w:w="120"/>
+            </w:tcMar>
+          </w:tcPr>
+          <w:p>
+            <w:pPr>
+              <w:spacing w:after="80" w:line="260"/>
+            </w:pPr>
+            <w:r>
+              <w:rPr>
+                <w:rFonts w:ascii="Arial" w:cs="Arial" w:eastAsia="Arial" w:hAnsi="Arial"/>
+                <w:color w:val="9A8DA0"/>
+                <w:sz w:val="18"/>
+                <w:szCs w:val="18"/>
+              </w:rPr>
+              <w:t xml:space="preserve">Вставьте сюда заметку, которую оформила нейросеть по «Промпту для портфолио» в конце практики.</w:t>
+            </w:r>
+          </w:p>
+          <w:p>
+            <w:pPr>
+              <w:spacing w:after="0" w:line="300"/>
+            </w:pPr>
+            <w:r>
+              <w:rPr>
+                <w:rFonts w:ascii="Arial" w:cs="Arial" w:eastAsia="Arial" w:hAnsi="Arial"/>
+                <w:color w:val="211829"/>
+                <w:sz w:val="22"/>
+                <w:szCs w:val="22"/>
+              </w:rPr>
+              <w:t xml:space="preserve"/>
+            </w:r>
+          </w:p>
+          <w:p>
+            <w:pPr>
+              <w:spacing w:after="0" w:line="300"/>
+            </w:pPr>
+            <w:r>
+              <w:rPr>
+                <w:rFonts w:ascii="Arial" w:cs="Arial" w:eastAsia="Arial" w:hAnsi="Arial"/>
+                <w:color w:val="211829"/>
+                <w:sz w:val="22"/>
+                <w:szCs w:val="22"/>
+              </w:rPr>
+              <w:t xml:space="preserve"/>
+            </w:r>
+          </w:p>
+          <w:p>
+            <w:pPr>
+              <w:spacing w:after="0" w:line="300"/>
+            </w:pPr>
+            <w:r>
+              <w:rPr>
+                <w:rFonts w:ascii="Arial" w:cs="Arial" w:eastAsia="Arial" w:hAnsi="Arial"/>
+                <w:color w:val="211829"/>
+                <w:sz w:val="22"/>
+                <w:szCs w:val="22"/>
+              </w:rPr>
+              <w:t xml:space="preserve"/>
+            </w:r>
+          </w:p>
+          <w:p>
+            <w:pPr>
+              <w:spacing w:after="0" w:line="300"/>
+            </w:pPr>
+            <w:r>
+              <w:rPr>
+                <w:rFonts w:ascii="Arial" w:cs="Arial" w:eastAsia="Arial" w:hAnsi="Arial"/>
+                <w:color w:val="211829"/>
+                <w:sz w:val="22"/>
+                <w:szCs w:val="22"/>
+              </w:rPr>
+              <w:t xml:space="preserve"/>
+            </w:r>
+          </w:p>
+        </w:tc>
+      </w:tr>
+      <w:tr>
+        <w:trPr>
+          <w:cantSplit w:val="false"/>
+        </w:trPr>
+        <w:tc>
+          <w:tcPr>
+            <w:tcW w:type="dxa" w:w="2750"/>
+            <w:tcBorders>
+              <w:top w:val="single" w:color="E3DAE6" w:sz="4"/>
+              <w:left w:val="none" w:color="FFFFFF" w:sz="0"/>
+              <w:bottom w:val="single" w:color="E3DAE6" w:sz="4"/>
+              <w:right w:val="none" w:color="FFFFFF" w:sz="0"/>
+            </w:tcBorders>
+            <w:shd w:fill="FBF3F8" w:color="auto" w:val="clear"/>
+            <w:tcMar>
+              <w:top w:type="dxa" w:w="140"/>
+              <w:left w:type="dxa" w:w="120"/>
+              <w:bottom w:type="dxa" w:w="140"/>
+              <w:right w:type="dxa" w:w="120"/>
+            </w:tcMar>
+          </w:tcPr>
+          <w:p>
+            <w:pPr>
+              <w:spacing w:after="0" w:line="280"/>
+            </w:pPr>
+            <w:r>
+              <w:rPr>
+                <w:rFonts w:ascii="Arial" w:cs="Arial" w:eastAsia="Arial" w:hAnsi="Arial"/>
+                <w:b/>
+                <w:bCs/>
+                <w:color w:val="211829"/>
+                <w:sz w:val="22"/>
+                <w:szCs w:val="22"/>
+              </w:rPr>
+              <w:t xml:space="preserve">Урок 5</w:t>
+            </w:r>
+          </w:p>
+        </w:tc>
+        <w:tc>
+          <w:tcPr>
+            <w:tcW w:type="dxa" w:w="6888"/>
+            <w:tcBorders>
+              <w:top w:val="single" w:color="E3DAE6" w:sz="4"/>
+              <w:left w:val="none" w:color="FFFFFF" w:sz="0"/>
+              <w:bottom w:val="single" w:color="E3DAE6" w:sz="4"/>
+              <w:right w:val="none" w:color="FFFFFF" w:sz="0"/>
+            </w:tcBorders>
+            <w:tcMar>
+              <w:top w:type="dxa" w:w="140"/>
+              <w:left w:type="dxa" w:w="120"/>
+              <w:bottom w:type="dxa" w:w="140"/>
+              <w:right w:type="dxa" w:w="120"/>
+            </w:tcMar>
+          </w:tcPr>
+          <w:p>
+            <w:pPr>
+              <w:spacing w:after="80" w:line="260"/>
+            </w:pPr>
+            <w:r>
+              <w:rPr>
+                <w:rFonts w:ascii="Arial" w:cs="Arial" w:eastAsia="Arial" w:hAnsi="Arial"/>
+                <w:color w:val="9A8DA0"/>
+                <w:sz w:val="18"/>
+                <w:szCs w:val="18"/>
+              </w:rPr>
+              <w:t xml:space="preserve">Вставьте сюда заметку, которую оформила нейросеть по «Промпту для портфолио» в конце практики.</w:t>
+            </w:r>
+          </w:p>
+          <w:p>
+            <w:pPr>
+              <w:spacing w:after="0" w:line="300"/>
+            </w:pPr>
+            <w:r>
+              <w:rPr>
+                <w:rFonts w:ascii="Arial" w:cs="Arial" w:eastAsia="Arial" w:hAnsi="Arial"/>
+                <w:color w:val="211829"/>
+                <w:sz w:val="22"/>
+                <w:szCs w:val="22"/>
+              </w:rPr>
+              <w:t xml:space="preserve"/>
+            </w:r>
+          </w:p>
+          <w:p>
+            <w:pPr>
+              <w:spacing w:after="0" w:line="300"/>
+            </w:pPr>
+            <w:r>
+              <w:rPr>
+                <w:rFonts w:ascii="Arial" w:cs="Arial" w:eastAsia="Arial" w:hAnsi="Arial"/>
+                <w:color w:val="211829"/>
+                <w:sz w:val="22"/>
+                <w:szCs w:val="22"/>
+              </w:rPr>
+              <w:t xml:space="preserve"/>
+            </w:r>
+          </w:p>
+          <w:p>
+            <w:pPr>
+              <w:spacing w:after="0" w:line="300"/>
+            </w:pPr>
+            <w:r>
+              <w:rPr>
+                <w:rFonts w:ascii="Arial" w:cs="Arial" w:eastAsia="Arial" w:hAnsi="Arial"/>
+                <w:color w:val="211829"/>
+                <w:sz w:val="22"/>
+                <w:szCs w:val="22"/>
+              </w:rPr>
+              <w:t xml:space="preserve"/>
+            </w:r>
+          </w:p>
+          <w:p>
+            <w:pPr>
+              <w:spacing w:after="0" w:line="300"/>
+            </w:pPr>
+            <w:r>
+              <w:rPr>
+                <w:rFonts w:ascii="Arial" w:cs="Arial" w:eastAsia="Arial" w:hAnsi="Arial"/>
+                <w:color w:val="211829"/>
+                <w:sz w:val="22"/>
+                <w:szCs w:val="22"/>
+              </w:rPr>
+              <w:t xml:space="preserve"/>
+            </w:r>
+          </w:p>
+        </w:tc>
+      </w:tr>
+    </w:tbl>
     <w:p>
       <w:pPr>
         <w:pageBreakBefore/>
@@ -2626,7 +5216,7 @@
     </w:p>
     <w:p>
       <w:pPr>
-        <w:spacing w:after="240"/>
+        <w:spacing w:after="120"/>
       </w:pPr>
       <w:r>
         <w:rPr>
@@ -2638,6 +5228,20 @@
           <w:szCs w:val="18"/>
         </w:rPr>
         <w:t xml:space="preserve">Для тарифов «Система» и «Масштаб»</w:t>
+      </w:r>
+    </w:p>
+    <w:p>
+      <w:pPr>
+        <w:spacing w:after="200"/>
+      </w:pPr>
+      <w:r>
+        <w:rPr>
+          <w:rFonts w:ascii="Arial" w:cs="Arial" w:eastAsia="Arial" w:hAnsi="Arial"/>
+          <w:color w:val="6E6076"/>
+          <w:sz w:val="19"/>
+          <w:szCs w:val="19"/>
+        </w:rPr>
+        <w:t xml:space="preserve">Соберите из заметок к урокам промптом сборки со страницы итога модуля и вставьте ответ сюда.</w:t>
       </w:r>
     </w:p>
     <w:tbl>
@@ -2722,7 +5326,7 @@
                 <w:sz w:val="18"/>
                 <w:szCs w:val="18"/>
               </w:rPr>
-              <w:t xml:space="preserve">Что делаю, для кого, сколько времени это занимало раньше.</w:t>
+              <w:t xml:space="preserve">Какую проблему решал(а) и для кого.</w:t>
             </w:r>
           </w:p>
           <w:p>
@@ -2803,7 +5407,7 @@
                 <w:sz w:val="22"/>
                 <w:szCs w:val="22"/>
               </w:rPr>
-              <w:t xml:space="preserve">Что я сделал(а) с ИИ</w:t>
+              <w:t xml:space="preserve">Что я сделал(а) с помощью ИИ</w:t>
             </w:r>
           </w:p>
         </w:tc>
@@ -2834,7 +5438,7 @@
                 <w:sz w:val="18"/>
                 <w:szCs w:val="18"/>
               </w:rPr>
-              <w:t xml:space="preserve">Нейросеть и путь в 2–3 шагах.</w:t>
+              <w:t xml:space="preserve">2–4 шага, без технических подробностей. Где ИИ ошибался и что вы поправили сами – тоже сюда.</w:t>
             </w:r>
           </w:p>
           <w:p>
@@ -2915,7 +5519,7 @@
                 <w:sz w:val="22"/>
                 <w:szCs w:val="22"/>
               </w:rPr>
-              <w:t xml:space="preserve">Мой инструмент</w:t>
+              <w:t xml:space="preserve">Результат</w:t>
             </w:r>
           </w:p>
         </w:tc>
@@ -2946,7 +5550,7 @@
                 <w:sz w:val="18"/>
                 <w:szCs w:val="18"/>
               </w:rPr>
-              <w:t xml:space="preserve">Промпт, инструкция помощника, документ – что можно переиспользовать.</w:t>
+              <w:t xml:space="preserve">Что получилось и что это дало: время, качество, удобство. Цифры – только если действительно замеряли.</w:t>
             </w:r>
           </w:p>
           <w:p>
@@ -3027,7 +5631,7 @@
                 <w:sz w:val="22"/>
                 <w:szCs w:val="22"/>
               </w:rPr>
-              <w:t xml:space="preserve">Результат</w:t>
+              <w:t xml:space="preserve">Где это ещё пригодится</w:t>
             </w:r>
           </w:p>
         </w:tc>
@@ -3058,7 +5662,7 @@
                 <w:sz w:val="18"/>
                 <w:szCs w:val="18"/>
               </w:rPr>
-              <w:t xml:space="preserve">Что получилось: текстом, скрином или ссылкой.</w:t>
+              <w:t xml:space="preserve">В каких ситуациях и кому такой подход может помочь.</w:t>
             </w:r>
           </w:p>
           <w:p>
@@ -3139,7 +5743,7 @@
                 <w:sz w:val="22"/>
                 <w:szCs w:val="22"/>
               </w:rPr>
-              <w:t xml:space="preserve">Что я поправил(а) сам(а)</w:t>
+              <w:t xml:space="preserve">Какой навык это показывает</w:t>
             </w:r>
           </w:p>
         </w:tc>
@@ -3170,7 +5774,7 @@
                 <w:sz w:val="18"/>
                 <w:szCs w:val="18"/>
               </w:rPr>
-              <w:t xml:space="preserve">Где ИИ ошибся или звучал «не так» и как я это исправил(а). Своими словами – это самое ценное для портфолио.</w:t>
+              <w:t xml:space="preserve">Одной фразой.</w:t>
             </w:r>
           </w:p>
           <w:p>
@@ -3251,7 +5855,7 @@
                 <w:sz w:val="22"/>
                 <w:szCs w:val="22"/>
               </w:rPr>
-              <w:t xml:space="preserve">Что изменилось</w:t>
+              <w:t xml:space="preserve">Мой инструмент</w:t>
             </w:r>
           </w:p>
         </w:tc>
@@ -3282,7 +5886,7 @@
                 <w:sz w:val="18"/>
                 <w:szCs w:val="18"/>
               </w:rPr>
-              <w:t xml:space="preserve">Время, качество, спокойствие – только если действительно заметили.</w:t>
+              <w:t xml:space="preserve">Промпт, карта, инструкция помощника – вставьте текст, ссылку или приложите файл.</w:t>
             </w:r>
           </w:p>
           <w:p>
